--- a/Word files/Customization.docx
+++ b/Word files/Customization.docx
@@ -4,23 +4,25 @@
   <w:body>
     <w:p>
       <w:pPr>
-        <w:jc w:val="center"/>
-        <w:rPr>
-          <w:rFonts w:ascii="Arial" w:hAnsi="Arial" w:cs="Arial"/>
-          <w:b/>
-          <w:bCs/>
-          <w:sz w:val="28"/>
-          <w:szCs w:val="28"/>
-        </w:rPr>
-      </w:pPr>
-      <w:r>
-        <w:rPr>
-          <w:b/>
-          <w:bCs/>
-          <w:sz w:val="28"/>
-          <w:szCs w:val="28"/>
-        </w:rPr>
-        <w:t>FT for Fully Customizable Gird</w:t>
+        <w:pStyle w:val="Heading1"/>
+      </w:pPr>
+      <w:r>
+        <w:t>Fully Customizable React Data Grid with Advanced Styling, Themes &amp; UI Components</w:t>
+      </w:r>
+    </w:p>
+    <w:p>
+      <w:r>
+        <w:t>Deliver highly interactive data experiences with custom themes, advanced styling, flexible templates, and customizable UI components built for modern user interfaces.</w:t>
+      </w:r>
+    </w:p>
+    <w:p>
+      <w:r>
+        <w:t xml:space="preserve">View Demo – </w:t>
+      </w:r>
+    </w:p>
+    <w:p>
+      <w:r>
+        <w:t>Explore Documentation –</w:t>
       </w:r>
     </w:p>
     <w:p/>
@@ -29,196 +31,72 @@
         <w:pStyle w:val="Heading1"/>
       </w:pPr>
       <w:r>
-        <w:t>Hero with CTA Section</w:t>
+        <w:t xml:space="preserve">Why </w:t>
+      </w:r>
+      <w:r>
+        <w:t>does UI</w:t>
+      </w:r>
+      <w:r>
+        <w:t xml:space="preserve"> customization</w:t>
+      </w:r>
+      <w:r>
+        <w:t xml:space="preserve"> </w:t>
+      </w:r>
+      <w:r>
+        <w:t>matter</w:t>
+      </w:r>
+      <w:r>
+        <w:t>?</w:t>
       </w:r>
     </w:p>
     <w:p/>
     <w:p>
-      <w:r>
-        <w:rPr>
-          <w:b/>
-          <w:bCs/>
-        </w:rPr>
-        <w:t>Hero</w:t>
-      </w:r>
-      <w:r>
-        <w:rPr>
-          <w:b/>
-          <w:bCs/>
-        </w:rPr>
+      <w:pPr>
+        <w:rPr>
+          <w:b/>
+          <w:bCs/>
+        </w:rPr>
+      </w:pPr>
+      <w:r>
+        <w:rPr>
+          <w:b/>
+          <w:bCs/>
+        </w:rPr>
+        <w:t>Create Flexible Data Experiences with a Customizable React Data Grid</w:t>
+      </w:r>
+    </w:p>
+    <w:p>
+      <w:r>
+        <w:t>Modern applications need data grids that adapt to unique business requirements and user expectations. Generic interfaces can limit usability, reduce efficiency, and make it harder to deliver consistent experiences across workflows.</w:t>
+      </w:r>
+    </w:p>
+    <w:p>
+      <w:pPr>
+        <w:pStyle w:val="Heading2"/>
+      </w:pPr>
+      <w:r>
+        <w:t>Adapt Data Experiences to Every Business Workflow</w:t>
+      </w:r>
+    </w:p>
+    <w:p>
+      <w:r>
+        <w:t xml:space="preserve">Different applications require specialized layouts, interactions, and visual presentations to support users effectively. Syncfusion React Data Grid provides extensive customization through templates, themes, styling options, and configurable UI elements, enabling teams to create experiences that align with their application requirements and workflow needs. This helps improve usability, increase user adoption, and </w:t>
+      </w:r>
+      <w:proofErr w:type="gramStart"/>
+      <w:r>
+        <w:t>deliver</w:t>
+      </w:r>
+      <w:proofErr w:type="gramEnd"/>
+      <w:r>
         <w:t xml:space="preserve"> </w:t>
       </w:r>
-      <w:r>
-        <w:rPr>
-          <w:b/>
-          <w:bCs/>
-        </w:rPr>
-        <w:t>T</w:t>
-      </w:r>
-      <w:r>
-        <w:rPr>
-          <w:b/>
-          <w:bCs/>
-        </w:rPr>
-        <w:t>itle</w:t>
-      </w:r>
-      <w:r>
-        <w:t xml:space="preserve"> – </w:t>
-      </w:r>
-      <w:r>
-        <w:t>Fully Customizable React Data Grid with Advanced Styling, Themes &amp; UI Components</w:t>
-      </w:r>
-    </w:p>
-    <w:p>
-      <w:r>
-        <w:rPr>
-          <w:b/>
-          <w:bCs/>
-        </w:rPr>
-        <w:t xml:space="preserve">Hero </w:t>
-      </w:r>
-      <w:r>
-        <w:rPr>
-          <w:b/>
-          <w:bCs/>
-        </w:rPr>
-        <w:t>Subtitle</w:t>
-      </w:r>
-      <w:r>
-        <w:t xml:space="preserve"> – </w:t>
-      </w:r>
-      <w:r>
-        <w:t>Deliver highly interactive data experiences with custom themes, advanced styling, flexible templates, and customizable UI components built for modern user interfaces.</w:t>
-      </w:r>
-    </w:p>
-    <w:p>
-      <w:r>
-        <w:t xml:space="preserve">View Demo – </w:t>
-      </w:r>
-    </w:p>
-    <w:p>
-      <w:r>
-        <w:t>Explore Documentation –</w:t>
-      </w:r>
-    </w:p>
-    <w:p/>
-    <w:p>
-      <w:pPr>
-        <w:pStyle w:val="Heading1"/>
-      </w:pPr>
-      <w:r>
-        <w:t xml:space="preserve">Why </w:t>
-      </w:r>
-      <w:r>
-        <w:t>does UI</w:t>
-      </w:r>
-      <w:r>
-        <w:t xml:space="preserve"> customization</w:t>
-      </w:r>
-      <w:r>
-        <w:t xml:space="preserve"> </w:t>
-      </w:r>
-      <w:r>
-        <w:t>matter</w:t>
-      </w:r>
-      <w:r>
-        <w:t>?</w:t>
-      </w:r>
-    </w:p>
-    <w:p/>
-    <w:p>
-      <w:r>
-        <w:rPr>
-          <w:b/>
-          <w:bCs/>
-        </w:rPr>
-        <w:t>Top Title</w:t>
-      </w:r>
-      <w:r>
-        <w:rPr>
-          <w:b/>
-          <w:bCs/>
-        </w:rPr>
-        <w:t xml:space="preserve"> –</w:t>
-      </w:r>
-      <w:r>
-        <w:t xml:space="preserve"> </w:t>
-      </w:r>
-      <w:r>
-        <w:t>Create Flexible Data Experiences with a Customizable React Data Grid</w:t>
-      </w:r>
-    </w:p>
-    <w:p>
-      <w:r>
-        <w:rPr>
-          <w:b/>
-          <w:bCs/>
-        </w:rPr>
-        <w:t>Top Description</w:t>
-      </w:r>
-      <w:r>
-        <w:rPr>
-          <w:b/>
-          <w:bCs/>
-        </w:rPr>
-        <w:t xml:space="preserve"> –</w:t>
-      </w:r>
-      <w:r>
-        <w:t xml:space="preserve"> </w:t>
-      </w:r>
-      <w:r>
-        <w:t>Modern applications need data grids that adapt to unique business requirements and user expectations. Generic interfaces can limit usability, reduce efficiency, and make it harder to deliver consistent experiences across workflows.</w:t>
-      </w:r>
-    </w:p>
-    <w:p>
-      <w:r>
-        <w:rPr>
-          <w:b/>
-          <w:bCs/>
-        </w:rPr>
-        <w:t>Content Title –</w:t>
-      </w:r>
-      <w:r>
-        <w:t xml:space="preserve"> </w:t>
-      </w:r>
-      <w:r>
-        <w:t>Adapt Data Experiences to Every Business Workflow</w:t>
-      </w:r>
-    </w:p>
-    <w:p>
-      <w:r>
-        <w:rPr>
-          <w:b/>
-          <w:bCs/>
-        </w:rPr>
-        <w:t>Content</w:t>
-      </w:r>
-      <w:r>
-        <w:rPr>
-          <w:b/>
-          <w:bCs/>
-        </w:rPr>
-        <w:t xml:space="preserve"> </w:t>
-      </w:r>
-      <w:r>
-        <w:rPr>
-          <w:b/>
-          <w:bCs/>
-        </w:rPr>
-        <w:t xml:space="preserve">Description </w:t>
-      </w:r>
-      <w:r>
-        <w:rPr>
-          <w:b/>
-          <w:bCs/>
-        </w:rPr>
-        <w:t>–</w:t>
-      </w:r>
-      <w:r>
-        <w:t xml:space="preserve"> </w:t>
-      </w:r>
-      <w:r>
-        <w:t>Different applications require specialized layouts, interactions, and visual presentations to support users effectively. Syncfusion React Data Grid provides extensive customization through templates, themes, styling options, and configurable UI elements, enabling teams to create experiences that align with their application requirements and workflow needs. This helps improve usability, increase user adoption, and deliver a more consistent experience across enterprise applications.</w:t>
+      <w:proofErr w:type="gramStart"/>
+      <w:r>
+        <w:t>a more</w:t>
+      </w:r>
+      <w:proofErr w:type="gramEnd"/>
+      <w:r>
+        <w:t xml:space="preserve"> consistent experience across enterprise applications.</w:t>
       </w:r>
     </w:p>
     <w:p>
@@ -273,7 +151,6 @@
         </w:numPr>
       </w:pPr>
       <w:r>
-        <w:lastRenderedPageBreak/>
         <w:t xml:space="preserve">Consistent experiences </w:t>
       </w:r>
     </w:p>
@@ -299,6 +176,2777 @@
         <w:t>Workflow alignment</w:t>
       </w:r>
     </w:p>
+    <w:p>
+      <w:pPr>
+        <w:pStyle w:val="Heading1"/>
+      </w:pPr>
+      <w:r>
+        <w:lastRenderedPageBreak/>
+        <w:t xml:space="preserve">Choose the Right Template </w:t>
+      </w:r>
+      <w:r>
+        <w:t xml:space="preserve">Customization </w:t>
+      </w:r>
+      <w:r>
+        <w:t>for Your Workflow</w:t>
+      </w:r>
+    </w:p>
+    <w:p>
+      <w:r>
+        <w:t>Choose the most appropriate template customization approach based on your user interface and business requirements.</w:t>
+      </w:r>
+    </w:p>
+    <w:p/>
+    <w:p>
+      <w:pPr>
+        <w:rPr>
+          <w:b/>
+          <w:bCs/>
+        </w:rPr>
+      </w:pPr>
+      <w:r>
+        <w:rPr>
+          <w:b/>
+          <w:bCs/>
+        </w:rPr>
+        <w:t>Column Template</w:t>
+      </w:r>
+    </w:p>
+    <w:p>
+      <w:r>
+        <w:t>Customize individual cell content with HTML, formatted text, images, badges, and interactive controls.</w:t>
+      </w:r>
+    </w:p>
+    <w:p>
+      <w:r>
+        <w:t xml:space="preserve">Best </w:t>
+      </w:r>
+      <w:r>
+        <w:t>f</w:t>
+      </w:r>
+      <w:r>
+        <w:t xml:space="preserve">or </w:t>
+      </w:r>
+      <w:r>
+        <w:t>s</w:t>
+      </w:r>
+      <w:r>
+        <w:t>tatus indicators, formatted values, action buttons, badges</w:t>
+      </w:r>
+    </w:p>
+    <w:p>
+      <w:pPr>
+        <w:rPr>
+          <w:b/>
+          <w:bCs/>
+        </w:rPr>
+      </w:pPr>
+      <w:r>
+        <w:t xml:space="preserve">Use </w:t>
+      </w:r>
+      <w:r>
+        <w:t>w</w:t>
+      </w:r>
+      <w:r>
+        <w:t xml:space="preserve">hen </w:t>
+      </w:r>
+      <w:r>
+        <w:t>c</w:t>
+      </w:r>
+      <w:r>
+        <w:t>ells need custom rendering beyond plain text.</w:t>
+      </w:r>
+      <w:r>
+        <w:br/>
+      </w:r>
+      <w:r>
+        <w:br/>
+      </w:r>
+    </w:p>
+    <w:p>
+      <w:pPr>
+        <w:rPr>
+          <w:b/>
+          <w:bCs/>
+        </w:rPr>
+      </w:pPr>
+      <w:r>
+        <w:rPr>
+          <w:b/>
+          <w:bCs/>
+        </w:rPr>
+        <w:t>Header Template</w:t>
+      </w:r>
+    </w:p>
+    <w:p>
+      <w:r>
+        <w:t>Design custom column headers with icons, sort indicators, filter buttons, and advanced header layouts.</w:t>
+      </w:r>
+      <w:r>
+        <w:br/>
+      </w:r>
+      <w:r>
+        <w:t xml:space="preserve">Best </w:t>
+      </w:r>
+      <w:r>
+        <w:t>f</w:t>
+      </w:r>
+      <w:r>
+        <w:t xml:space="preserve">or </w:t>
+      </w:r>
+      <w:r>
+        <w:t>c</w:t>
+      </w:r>
+      <w:r>
+        <w:t>ustom sorting, advanced filtering, header icons</w:t>
+      </w:r>
+    </w:p>
+    <w:p>
+      <w:r>
+        <w:t xml:space="preserve">Use </w:t>
+      </w:r>
+      <w:r>
+        <w:t>w</w:t>
+      </w:r>
+      <w:r>
+        <w:t xml:space="preserve">hen </w:t>
+      </w:r>
+      <w:r>
+        <w:t>h</w:t>
+      </w:r>
+      <w:r>
+        <w:t>eaders need interactive elements or custom styling.</w:t>
+      </w:r>
+    </w:p>
+    <w:p>
+      <w:pPr>
+        <w:rPr>
+          <w:b/>
+          <w:bCs/>
+        </w:rPr>
+      </w:pPr>
+    </w:p>
+    <w:p>
+      <w:pPr>
+        <w:rPr>
+          <w:b/>
+          <w:bCs/>
+        </w:rPr>
+      </w:pPr>
+      <w:r>
+        <w:rPr>
+          <w:b/>
+          <w:bCs/>
+        </w:rPr>
+        <w:t>Detail Template</w:t>
+      </w:r>
+    </w:p>
+    <w:p>
+      <w:r>
+        <w:t>Create expandable row details showing comprehensive information, nested tables, or related records.</w:t>
+      </w:r>
+      <w:r>
+        <w:br/>
+      </w:r>
+      <w:r>
+        <w:br/>
+      </w:r>
+      <w:r>
+        <w:t xml:space="preserve">Best </w:t>
+      </w:r>
+      <w:r>
+        <w:t>f</w:t>
+      </w:r>
+      <w:r>
+        <w:t xml:space="preserve">or </w:t>
+      </w:r>
+      <w:r>
+        <w:t>m</w:t>
+      </w:r>
+      <w:r>
+        <w:t>aster-detail layouts, expandable rows, nested data</w:t>
+      </w:r>
+    </w:p>
+    <w:p>
+      <w:r>
+        <w:t xml:space="preserve">Use </w:t>
+      </w:r>
+      <w:r>
+        <w:t>w</w:t>
+      </w:r>
+      <w:r>
+        <w:t xml:space="preserve">hen </w:t>
+      </w:r>
+      <w:r>
+        <w:t>r</w:t>
+      </w:r>
+      <w:r>
+        <w:t>ows need to display additional detailed information.</w:t>
+      </w:r>
+    </w:p>
+    <w:p>
+      <w:pPr>
+        <w:rPr>
+          <w:b/>
+          <w:bCs/>
+        </w:rPr>
+      </w:pPr>
+    </w:p>
+    <w:p>
+      <w:pPr>
+        <w:rPr>
+          <w:b/>
+          <w:bCs/>
+        </w:rPr>
+      </w:pPr>
+      <w:r>
+        <w:rPr>
+          <w:b/>
+          <w:bCs/>
+        </w:rPr>
+        <w:t>CSS Variables</w:t>
+      </w:r>
+    </w:p>
+    <w:p>
+      <w:r>
+        <w:t>Override theme colors using CSS custom properties. Perfect for simple color adjustments and dynamic theme switching.</w:t>
+      </w:r>
+    </w:p>
+    <w:p>
+      <w:r>
+        <w:t xml:space="preserve">Best </w:t>
+      </w:r>
+      <w:r>
+        <w:t>f</w:t>
+      </w:r>
+      <w:r>
+        <w:t>or</w:t>
+      </w:r>
+      <w:r>
+        <w:t xml:space="preserve"> l</w:t>
+      </w:r>
+      <w:r>
+        <w:t>ight/dark mode toggling, simple brand color updates</w:t>
+      </w:r>
+    </w:p>
+    <w:p>
+      <w:r>
+        <w:lastRenderedPageBreak/>
+        <w:t xml:space="preserve">Use </w:t>
+      </w:r>
+      <w:r>
+        <w:t>w</w:t>
+      </w:r>
+      <w:r>
+        <w:t xml:space="preserve">hen </w:t>
+      </w:r>
+      <w:r>
+        <w:t>y</w:t>
+      </w:r>
+      <w:r>
+        <w:t>ou need quick CSS-level customization without code changes</w:t>
+      </w:r>
+    </w:p>
+    <w:p>
+      <w:pPr>
+        <w:rPr>
+          <w:b/>
+          <w:bCs/>
+        </w:rPr>
+      </w:pPr>
+    </w:p>
+    <w:p>
+      <w:pPr>
+        <w:rPr>
+          <w:b/>
+          <w:bCs/>
+        </w:rPr>
+      </w:pPr>
+      <w:r>
+        <w:rPr>
+          <w:b/>
+          <w:bCs/>
+        </w:rPr>
+        <w:t>Theme Configuration</w:t>
+      </w:r>
+    </w:p>
+    <w:p>
+      <w:r>
+        <w:t>Configure the grid using a complete theme object that supports colors, typography, spacing, and individual component styles.</w:t>
+      </w:r>
+    </w:p>
+    <w:p>
+      <w:r>
+        <w:t xml:space="preserve">Best </w:t>
+      </w:r>
+      <w:r>
+        <w:t>f</w:t>
+      </w:r>
+      <w:r>
+        <w:t xml:space="preserve">or </w:t>
+      </w:r>
+      <w:r>
+        <w:t>c</w:t>
+      </w:r>
+      <w:r>
+        <w:t>omplete design system implementation, multi-theme support</w:t>
+      </w:r>
+    </w:p>
+    <w:p>
+      <w:r>
+        <w:t xml:space="preserve">Use </w:t>
+      </w:r>
+      <w:r>
+        <w:t>w</w:t>
+      </w:r>
+      <w:r>
+        <w:t xml:space="preserve">hen </w:t>
+      </w:r>
+      <w:r>
+        <w:t>y</w:t>
+      </w:r>
+      <w:r>
+        <w:t>ou have a full design system to implement</w:t>
+      </w:r>
+    </w:p>
+    <w:p>
+      <w:pPr>
+        <w:rPr>
+          <w:b/>
+          <w:bCs/>
+        </w:rPr>
+      </w:pPr>
+      <w:r>
+        <w:rPr>
+          <w:b/>
+          <w:bCs/>
+        </w:rPr>
+        <w:t xml:space="preserve"> </w:t>
+      </w:r>
+    </w:p>
+    <w:p>
+      <w:pPr>
+        <w:rPr>
+          <w:b/>
+          <w:bCs/>
+        </w:rPr>
+      </w:pPr>
+      <w:proofErr w:type="gramStart"/>
+      <w:r>
+        <w:rPr>
+          <w:b/>
+          <w:bCs/>
+        </w:rPr>
+        <w:t>Custom</w:t>
+      </w:r>
+      <w:proofErr w:type="gramEnd"/>
+      <w:r>
+        <w:rPr>
+          <w:b/>
+          <w:bCs/>
+        </w:rPr>
+        <w:t xml:space="preserve"> CSS Classes</w:t>
+      </w:r>
+    </w:p>
+    <w:p>
+      <w:r>
+        <w:t>Apply custom CSS classes to grid elements. Provides fine-grained control for advanced styling scenarios.</w:t>
+      </w:r>
+    </w:p>
+    <w:p>
+      <w:r>
+        <w:t xml:space="preserve">Best </w:t>
+      </w:r>
+      <w:r>
+        <w:t>f</w:t>
+      </w:r>
+      <w:r>
+        <w:t xml:space="preserve">or </w:t>
+      </w:r>
+      <w:r>
+        <w:t>c</w:t>
+      </w:r>
+      <w:r>
+        <w:t>omplex styling requirements, third-party CSS frameworks</w:t>
+      </w:r>
+    </w:p>
+    <w:p>
+      <w:r>
+        <w:t xml:space="preserve">Use </w:t>
+      </w:r>
+      <w:r>
+        <w:t>w</w:t>
+      </w:r>
+      <w:r>
+        <w:t>hen need complete control over specific element</w:t>
+      </w:r>
+    </w:p>
+    <w:p>
+      <w:pPr>
+        <w:rPr>
+          <w:b/>
+          <w:bCs/>
+        </w:rPr>
+      </w:pPr>
+    </w:p>
+    <w:p>
+      <w:pPr>
+        <w:rPr>
+          <w:b/>
+          <w:bCs/>
+        </w:rPr>
+      </w:pPr>
+      <w:r>
+        <w:rPr>
+          <w:b/>
+          <w:bCs/>
+        </w:rPr>
+        <w:t>Stacked Header Column</w:t>
+      </w:r>
+    </w:p>
+    <w:p>
+      <w:r>
+        <w:t>Display multiple fields stacked vertically within a single column for compact, organized layouts.</w:t>
+      </w:r>
+      <w:r>
+        <w:br/>
+      </w:r>
+      <w:r>
+        <w:br/>
+      </w:r>
+      <w:r>
+        <w:t xml:space="preserve">Best </w:t>
+      </w:r>
+      <w:r>
+        <w:t>f</w:t>
+      </w:r>
+      <w:r>
+        <w:t xml:space="preserve">or </w:t>
+      </w:r>
+      <w:r>
+        <w:t>m</w:t>
+      </w:r>
+      <w:r>
+        <w:t>ulti-field display, compact layouts, grouped data</w:t>
+      </w:r>
+    </w:p>
+    <w:p>
+      <w:r>
+        <w:t xml:space="preserve">Use </w:t>
+      </w:r>
+      <w:r>
+        <w:t>w</w:t>
+      </w:r>
+      <w:r>
+        <w:t xml:space="preserve">hen </w:t>
+      </w:r>
+      <w:r>
+        <w:t>y</w:t>
+      </w:r>
+      <w:r>
+        <w:t>ou need to show multiple fields in one column.</w:t>
+      </w:r>
+    </w:p>
+    <w:p>
+      <w:pPr>
+        <w:rPr>
+          <w:b/>
+          <w:bCs/>
+        </w:rPr>
+      </w:pPr>
+    </w:p>
+    <w:p>
+      <w:pPr>
+        <w:rPr>
+          <w:b/>
+          <w:bCs/>
+        </w:rPr>
+      </w:pPr>
+      <w:r>
+        <w:rPr>
+          <w:b/>
+          <w:bCs/>
+        </w:rPr>
+        <w:t>Empty Record Template</w:t>
+      </w:r>
+    </w:p>
+    <w:p>
+      <w:r>
+        <w:t>Design custom empty state messages with helpful guidance when no data matches the current filter.</w:t>
+      </w:r>
+      <w:r>
+        <w:br/>
+      </w:r>
+      <w:r>
+        <w:br/>
+      </w:r>
+      <w:r>
+        <w:t xml:space="preserve">Best </w:t>
+      </w:r>
+      <w:r>
+        <w:t>f</w:t>
+      </w:r>
+      <w:r>
+        <w:t xml:space="preserve">or </w:t>
+      </w:r>
+      <w:r>
+        <w:t>e</w:t>
+      </w:r>
+      <w:r>
+        <w:t>mpty states, user guidance, call-to-action</w:t>
+      </w:r>
+    </w:p>
+    <w:p>
+      <w:r>
+        <w:t xml:space="preserve">Use </w:t>
+      </w:r>
+      <w:r>
+        <w:t>w</w:t>
+      </w:r>
+      <w:r>
+        <w:t xml:space="preserve">hen </w:t>
+      </w:r>
+      <w:r>
+        <w:t>y</w:t>
+      </w:r>
+      <w:r>
+        <w:t>ou want to customize the no-data experience.</w:t>
+      </w:r>
+    </w:p>
+    <w:p>
+      <w:pPr>
+        <w:rPr>
+          <w:b/>
+          <w:bCs/>
+        </w:rPr>
+      </w:pPr>
+    </w:p>
+    <w:p>
+      <w:pPr>
+        <w:rPr>
+          <w:b/>
+          <w:bCs/>
+        </w:rPr>
+      </w:pPr>
+      <w:r>
+        <w:rPr>
+          <w:b/>
+          <w:bCs/>
+        </w:rPr>
+        <w:lastRenderedPageBreak/>
+        <w:t>Filter Template</w:t>
+      </w:r>
+    </w:p>
+    <w:p>
+      <w:r>
+        <w:t>Build advanced filter UI with custom dropdowns, date pickers, sliders, and filtering logic.</w:t>
+      </w:r>
+      <w:r>
+        <w:br/>
+      </w:r>
+      <w:r>
+        <w:br/>
+      </w:r>
+      <w:r>
+        <w:t xml:space="preserve">Best </w:t>
+      </w:r>
+      <w:r>
+        <w:t>f</w:t>
+      </w:r>
+      <w:r>
+        <w:t xml:space="preserve">or </w:t>
+      </w:r>
+      <w:r>
+        <w:t>a</w:t>
+      </w:r>
+      <w:r>
+        <w:t>dvanced filters, date ranges, custom search</w:t>
+      </w:r>
+    </w:p>
+    <w:p>
+      <w:r>
+        <w:t xml:space="preserve">Use </w:t>
+      </w:r>
+      <w:r>
+        <w:t>w</w:t>
+      </w:r>
+      <w:r>
+        <w:t xml:space="preserve">hen </w:t>
+      </w:r>
+      <w:r>
+        <w:t>f</w:t>
+      </w:r>
+      <w:r>
+        <w:t>ilters need custom controls or logic.</w:t>
+      </w:r>
+    </w:p>
+    <w:p>
+      <w:pPr>
+        <w:rPr>
+          <w:b/>
+          <w:bCs/>
+        </w:rPr>
+      </w:pPr>
+    </w:p>
+    <w:p>
+      <w:pPr>
+        <w:rPr>
+          <w:b/>
+          <w:bCs/>
+        </w:rPr>
+      </w:pPr>
+      <w:r>
+        <w:rPr>
+          <w:b/>
+          <w:bCs/>
+        </w:rPr>
+        <w:t>Row Template</w:t>
+      </w:r>
+    </w:p>
+    <w:p>
+      <w:r>
+        <w:t>Completely customize entire row layouts with conditional styling, actions, and complex markup.</w:t>
+      </w:r>
+      <w:r>
+        <w:br/>
+      </w:r>
+      <w:r>
+        <w:br/>
+      </w:r>
+      <w:r>
+        <w:t xml:space="preserve">Best </w:t>
+      </w:r>
+      <w:r>
+        <w:t>f</w:t>
+      </w:r>
+      <w:r>
+        <w:t xml:space="preserve">or </w:t>
+      </w:r>
+      <w:r>
+        <w:t>c</w:t>
+      </w:r>
+      <w:r>
+        <w:t>ustom row layouts, complex hierarchies, conditional styling</w:t>
+      </w:r>
+    </w:p>
+    <w:p>
+      <w:r>
+        <w:t xml:space="preserve">Use </w:t>
+      </w:r>
+      <w:r>
+        <w:t>w</w:t>
+      </w:r>
+      <w:r>
+        <w:t xml:space="preserve">hen </w:t>
+      </w:r>
+      <w:r>
+        <w:t>e</w:t>
+      </w:r>
+      <w:r>
+        <w:t>ntire rows need custom structure.</w:t>
+      </w:r>
+    </w:p>
+    <w:p/>
+    <w:p>
+      <w:pPr>
+        <w:pStyle w:val="Heading1"/>
+      </w:pPr>
+      <w:r>
+        <w:t xml:space="preserve">Explore </w:t>
+      </w:r>
+      <w:r>
+        <w:t>Customization</w:t>
+      </w:r>
+      <w:r>
+        <w:t xml:space="preserve"> Demos and Documentation</w:t>
+      </w:r>
+    </w:p>
+    <w:p>
+      <w:r>
+        <w:t>Explore documentation, demos, guides, and sample implementations to build grid templates efficiently.</w:t>
+      </w:r>
+    </w:p>
+    <w:p>
+      <w:pPr>
+        <w:rPr>
+          <w:b/>
+          <w:bCs/>
+        </w:rPr>
+      </w:pPr>
+    </w:p>
+    <w:p>
+      <w:pPr>
+        <w:rPr>
+          <w:b/>
+          <w:bCs/>
+        </w:rPr>
+      </w:pPr>
+      <w:r>
+        <w:rPr>
+          <w:b/>
+          <w:bCs/>
+        </w:rPr>
+        <w:t>Template Documentation</w:t>
+      </w:r>
+    </w:p>
+    <w:p>
+      <w:r>
+        <w:t>Complete guide to all template types with API references and configuration options.</w:t>
+      </w:r>
+      <w:r>
+        <w:br/>
+      </w:r>
+      <w:r>
+        <w:rPr>
+          <w:b/>
+          <w:bCs/>
+        </w:rPr>
+        <w:t>Read Guide</w:t>
+      </w:r>
+      <w:r>
+        <w:rPr>
+          <w:b/>
+          <w:bCs/>
+        </w:rPr>
+        <w:t xml:space="preserve"> </w:t>
+      </w:r>
+      <w:r>
+        <w:rPr>
+          <w:b/>
+          <w:bCs/>
+        </w:rPr>
+        <w:t>–</w:t>
+      </w:r>
+      <w:r>
+        <w:t xml:space="preserve"> </w:t>
+      </w:r>
+      <w:hyperlink r:id="rId5" w:history="1">
+        <w:r>
+          <w:rPr>
+            <w:rStyle w:val="Hyperlink"/>
+          </w:rPr>
+          <w:t>https://ej2.syncfusion.com/react/documentation/grid/columns/column-template</w:t>
+        </w:r>
+      </w:hyperlink>
+      <w:r>
+        <w:t xml:space="preserve"> </w:t>
+      </w:r>
+    </w:p>
+    <w:p>
+      <w:pPr>
+        <w:rPr>
+          <w:b/>
+          <w:bCs/>
+        </w:rPr>
+      </w:pPr>
+    </w:p>
+    <w:p>
+      <w:pPr>
+        <w:rPr>
+          <w:b/>
+          <w:bCs/>
+        </w:rPr>
+      </w:pPr>
+      <w:r>
+        <w:rPr>
+          <w:b/>
+          <w:bCs/>
+        </w:rPr>
+        <w:t>Theme Customization</w:t>
+      </w:r>
+      <w:r>
+        <w:rPr>
+          <w:b/>
+          <w:bCs/>
+        </w:rPr>
+        <w:t xml:space="preserve"> Guide</w:t>
+      </w:r>
+    </w:p>
+    <w:p>
+      <w:r>
+        <w:t>Complete guide to theming options, CSS variables, and theme configuration objects.</w:t>
+      </w:r>
+      <w:r>
+        <w:br/>
+      </w:r>
+      <w:r>
+        <w:rPr>
+          <w:b/>
+          <w:bCs/>
+        </w:rPr>
+        <w:t>Read Guide</w:t>
+      </w:r>
+      <w:r>
+        <w:rPr>
+          <w:b/>
+          <w:bCs/>
+        </w:rPr>
+        <w:t xml:space="preserve"> </w:t>
+      </w:r>
+      <w:r>
+        <w:rPr>
+          <w:b/>
+          <w:bCs/>
+        </w:rPr>
+        <w:t>–</w:t>
+      </w:r>
+      <w:r>
+        <w:t xml:space="preserve"> </w:t>
+      </w:r>
+      <w:hyperlink r:id="rId6" w:anchor="theme-customization" w:history="1">
+        <w:r>
+          <w:rPr>
+            <w:rStyle w:val="Hyperlink"/>
+          </w:rPr>
+          <w:t>https://ej2.syncfusion.com/react/documentation/grid/style-and-appearance/style-and-appearance#theme-customization</w:t>
+        </w:r>
+      </w:hyperlink>
+      <w:r>
+        <w:t xml:space="preserve"> </w:t>
+      </w:r>
+    </w:p>
+    <w:p>
+      <w:pPr>
+        <w:rPr>
+          <w:b/>
+          <w:bCs/>
+        </w:rPr>
+      </w:pPr>
+    </w:p>
+    <w:p>
+      <w:pPr>
+        <w:rPr>
+          <w:b/>
+          <w:bCs/>
+        </w:rPr>
+      </w:pPr>
+    </w:p>
+    <w:p>
+      <w:pPr>
+        <w:rPr>
+          <w:b/>
+          <w:bCs/>
+        </w:rPr>
+      </w:pPr>
+      <w:r>
+        <w:rPr>
+          <w:b/>
+          <w:bCs/>
+        </w:rPr>
+        <w:lastRenderedPageBreak/>
+        <w:t>Column Template Demo</w:t>
+      </w:r>
+    </w:p>
+    <w:p>
+      <w:r>
+        <w:t>Interactive demo showing custom cell rendering with formatted content and controls.</w:t>
+      </w:r>
+      <w:r>
+        <w:br/>
+      </w:r>
+      <w:r>
+        <w:rPr>
+          <w:b/>
+          <w:bCs/>
+        </w:rPr>
+        <w:t>View Demo</w:t>
+      </w:r>
+      <w:r>
+        <w:rPr>
+          <w:b/>
+          <w:bCs/>
+        </w:rPr>
+        <w:t xml:space="preserve"> </w:t>
+      </w:r>
+      <w:r>
+        <w:rPr>
+          <w:b/>
+          <w:bCs/>
+        </w:rPr>
+        <w:t>–</w:t>
+      </w:r>
+      <w:r>
+        <w:t xml:space="preserve">  </w:t>
+      </w:r>
+      <w:hyperlink r:id="rId7" w:anchor="/tailwind3/grid/column-template" w:history="1">
+        <w:r>
+          <w:rPr>
+            <w:rStyle w:val="Hyperlink"/>
+          </w:rPr>
+          <w:t>https://ej2.syncfusion.com/react/demos/#/tailwind3/grid/column-template</w:t>
+        </w:r>
+      </w:hyperlink>
+      <w:r>
+        <w:t xml:space="preserve"> </w:t>
+      </w:r>
+    </w:p>
+    <w:p>
+      <w:pPr>
+        <w:rPr>
+          <w:b/>
+          <w:bCs/>
+        </w:rPr>
+      </w:pPr>
+    </w:p>
+    <w:p>
+      <w:pPr>
+        <w:rPr>
+          <w:b/>
+          <w:bCs/>
+        </w:rPr>
+      </w:pPr>
+      <w:r>
+        <w:rPr>
+          <w:b/>
+          <w:bCs/>
+        </w:rPr>
+        <w:t>Detail Template Demo</w:t>
+      </w:r>
+    </w:p>
+    <w:p>
+      <w:r>
+        <w:t xml:space="preserve">Master-detail example showing expandable rows with nested data and custom </w:t>
+      </w:r>
+      <w:proofErr w:type="spellStart"/>
+      <w:r>
+        <w:t>layouts.</w:t>
+      </w:r>
+      <w:proofErr w:type="spellEnd"/>
+      <w:r>
+        <w:br/>
+      </w:r>
+      <w:r>
+        <w:rPr>
+          <w:b/>
+          <w:bCs/>
+        </w:rPr>
+        <w:t>View Demo</w:t>
+      </w:r>
+      <w:r>
+        <w:rPr>
+          <w:b/>
+          <w:bCs/>
+        </w:rPr>
+        <w:t xml:space="preserve"> </w:t>
+      </w:r>
+      <w:r>
+        <w:rPr>
+          <w:b/>
+          <w:bCs/>
+        </w:rPr>
+        <w:t>–</w:t>
+      </w:r>
+      <w:r>
+        <w:t xml:space="preserve"> </w:t>
+      </w:r>
+      <w:hyperlink r:id="rId8" w:anchor="/tailwind3/grid/detail-template" w:history="1">
+        <w:r>
+          <w:rPr>
+            <w:rStyle w:val="Hyperlink"/>
+          </w:rPr>
+          <w:t>https://ej2.syncfusion.com/react/demos/#/tailwind3/grid/detail-template</w:t>
+        </w:r>
+      </w:hyperlink>
+      <w:r>
+        <w:t xml:space="preserve"> </w:t>
+      </w:r>
+    </w:p>
+    <w:p>
+      <w:pPr>
+        <w:rPr>
+          <w:b/>
+          <w:bCs/>
+        </w:rPr>
+      </w:pPr>
+    </w:p>
+    <w:p>
+      <w:pPr>
+        <w:rPr>
+          <w:b/>
+          <w:bCs/>
+        </w:rPr>
+      </w:pPr>
+      <w:r>
+        <w:rPr>
+          <w:b/>
+          <w:bCs/>
+        </w:rPr>
+        <w:t>Header Template Demo</w:t>
+      </w:r>
+    </w:p>
+    <w:p>
+      <w:r>
+        <w:t>Custom header examples with icons, sorting, and interactive header controls.</w:t>
+      </w:r>
+      <w:r>
+        <w:br/>
+      </w:r>
+      <w:r>
+        <w:rPr>
+          <w:b/>
+          <w:bCs/>
+        </w:rPr>
+        <w:t>View Dem</w:t>
+      </w:r>
+      <w:r>
+        <w:rPr>
+          <w:b/>
+          <w:bCs/>
+        </w:rPr>
+        <w:t xml:space="preserve">o </w:t>
+      </w:r>
+      <w:r>
+        <w:rPr>
+          <w:b/>
+          <w:bCs/>
+        </w:rPr>
+        <w:t>–</w:t>
+      </w:r>
+      <w:r>
+        <w:t xml:space="preserve"> </w:t>
+      </w:r>
+      <w:hyperlink r:id="rId9" w:anchor="/tailwind3/grid/header-template" w:history="1">
+        <w:r>
+          <w:rPr>
+            <w:rStyle w:val="Hyperlink"/>
+          </w:rPr>
+          <w:t>https://ej2.syncfusion.com/react/demos/#/tailwind3/grid/header-template</w:t>
+        </w:r>
+      </w:hyperlink>
+      <w:r>
+        <w:t xml:space="preserve"> </w:t>
+      </w:r>
+    </w:p>
+    <w:p>
+      <w:pPr>
+        <w:rPr>
+          <w:b/>
+          <w:bCs/>
+        </w:rPr>
+      </w:pPr>
+    </w:p>
+    <w:p>
+      <w:pPr>
+        <w:rPr>
+          <w:b/>
+          <w:bCs/>
+        </w:rPr>
+      </w:pPr>
+      <w:r>
+        <w:rPr>
+          <w:b/>
+          <w:bCs/>
+        </w:rPr>
+        <w:t>CSS Variables Reference</w:t>
+      </w:r>
+    </w:p>
+    <w:p>
+      <w:r>
+        <w:t>Full list of available CSS custom properties and their default values.</w:t>
+      </w:r>
+      <w:r>
+        <w:br/>
+      </w:r>
+      <w:r>
+        <w:rPr>
+          <w:b/>
+          <w:bCs/>
+        </w:rPr>
+        <w:t>Read Guide</w:t>
+      </w:r>
+      <w:r>
+        <w:rPr>
+          <w:b/>
+          <w:bCs/>
+        </w:rPr>
+        <w:t xml:space="preserve"> </w:t>
+      </w:r>
+      <w:r>
+        <w:rPr>
+          <w:b/>
+          <w:bCs/>
+        </w:rPr>
+        <w:t xml:space="preserve">– </w:t>
+      </w:r>
+      <w:hyperlink r:id="rId10" w:anchor="default-css-override" w:history="1">
+        <w:r>
+          <w:rPr>
+            <w:rStyle w:val="Hyperlink"/>
+          </w:rPr>
+          <w:t>https://ej2.syncfusion.com/react/documentation/grid/style-and-appearance/style-and-appearance#default-css-override</w:t>
+        </w:r>
+      </w:hyperlink>
+      <w:r>
+        <w:t xml:space="preserve">  </w:t>
+      </w:r>
+    </w:p>
+    <w:p>
+      <w:pPr>
+        <w:rPr>
+          <w:b/>
+          <w:bCs/>
+        </w:rPr>
+      </w:pPr>
+    </w:p>
+    <w:p>
+      <w:pPr>
+        <w:rPr>
+          <w:b/>
+          <w:bCs/>
+        </w:rPr>
+      </w:pPr>
+      <w:r>
+        <w:rPr>
+          <w:b/>
+          <w:bCs/>
+        </w:rPr>
+        <w:t>Styling and Appearance</w:t>
+      </w:r>
+    </w:p>
+    <w:p>
+      <w:r>
+        <w:t>Learn how to customize Grid themes, headers, rows, cells, and visual appearance through CSS and theme overrides.</w:t>
+      </w:r>
+      <w:r>
+        <w:br/>
+      </w:r>
+      <w:r>
+        <w:rPr>
+          <w:b/>
+          <w:bCs/>
+        </w:rPr>
+        <w:t>Read Guide</w:t>
+      </w:r>
+      <w:r>
+        <w:rPr>
+          <w:b/>
+          <w:bCs/>
+        </w:rPr>
+        <w:t xml:space="preserve"> </w:t>
+      </w:r>
+      <w:r>
+        <w:rPr>
+          <w:b/>
+          <w:bCs/>
+        </w:rPr>
+        <w:t>–</w:t>
+      </w:r>
+      <w:r>
+        <w:t xml:space="preserve"> </w:t>
+      </w:r>
+      <w:hyperlink r:id="rId11" w:history="1">
+        <w:r>
+          <w:rPr>
+            <w:rStyle w:val="Hyperlink"/>
+          </w:rPr>
+          <w:t>https://ej2.syncfusion.com/react/documentation/grid/style-and-appearance/style-and-appearance</w:t>
+        </w:r>
+      </w:hyperlink>
+      <w:r>
+        <w:t xml:space="preserve"> </w:t>
+      </w:r>
+    </w:p>
+    <w:p/>
+    <w:p>
+      <w:pPr>
+        <w:rPr>
+          <w:b/>
+          <w:bCs/>
+        </w:rPr>
+      </w:pPr>
+    </w:p>
+    <w:p>
+      <w:pPr>
+        <w:rPr>
+          <w:b/>
+          <w:bCs/>
+        </w:rPr>
+      </w:pPr>
+      <w:r>
+        <w:rPr>
+          <w:b/>
+          <w:bCs/>
+        </w:rPr>
+        <w:t>Row Template Customization</w:t>
+      </w:r>
+    </w:p>
+    <w:p>
+      <w:r>
+        <w:t>Advanced techniques for complete row customization with conditional rendering.</w:t>
+      </w:r>
+      <w:r>
+        <w:br/>
+      </w:r>
+      <w:r>
+        <w:rPr>
+          <w:b/>
+          <w:bCs/>
+        </w:rPr>
+        <w:t>Read Guide</w:t>
+      </w:r>
+      <w:r>
+        <w:rPr>
+          <w:b/>
+          <w:bCs/>
+        </w:rPr>
+        <w:t xml:space="preserve"> </w:t>
+      </w:r>
+      <w:r>
+        <w:rPr>
+          <w:b/>
+          <w:bCs/>
+        </w:rPr>
+        <w:t>–</w:t>
+      </w:r>
+      <w:r>
+        <w:t xml:space="preserve"> </w:t>
+      </w:r>
+      <w:hyperlink r:id="rId12" w:history="1">
+        <w:r>
+          <w:rPr>
+            <w:rStyle w:val="Hyperlink"/>
+          </w:rPr>
+          <w:t>https://ej2.syncfusion.com/react/documentation/grid/row/row-template</w:t>
+        </w:r>
+      </w:hyperlink>
+      <w:r>
+        <w:t xml:space="preserve"> </w:t>
+      </w:r>
+    </w:p>
+    <w:p>
+      <w:pPr>
+        <w:pStyle w:val="Heading1"/>
+      </w:pPr>
+      <w:r>
+        <w:lastRenderedPageBreak/>
+        <w:t xml:space="preserve">Data Grid </w:t>
+      </w:r>
+      <w:r>
+        <w:t>Customization</w:t>
+      </w:r>
+      <w:r>
+        <w:t xml:space="preserve"> Questions</w:t>
+      </w:r>
+    </w:p>
+    <w:p/>
+    <w:tbl>
+      <w:tblPr>
+        <w:tblW w:w="9000" w:type="dxa"/>
+        <w:tblBorders>
+          <w:top w:val="outset" w:sz="6" w:space="0" w:color="auto"/>
+          <w:left w:val="outset" w:sz="6" w:space="0" w:color="auto"/>
+          <w:bottom w:val="outset" w:sz="6" w:space="0" w:color="auto"/>
+          <w:right w:val="outset" w:sz="6" w:space="0" w:color="auto"/>
+        </w:tblBorders>
+        <w:tblCellMar>
+          <w:left w:w="0" w:type="dxa"/>
+          <w:right w:w="0" w:type="dxa"/>
+        </w:tblCellMar>
+        <w:tblLook w:val="04A0" w:firstRow="1" w:lastRow="0" w:firstColumn="1" w:lastColumn="0" w:noHBand="0" w:noVBand="1"/>
+      </w:tblPr>
+      <w:tblGrid>
+        <w:gridCol w:w="982"/>
+        <w:gridCol w:w="3420"/>
+        <w:gridCol w:w="4598"/>
+      </w:tblGrid>
+      <w:tr>
+        <w:trPr>
+          <w:trHeight w:val="300"/>
+        </w:trPr>
+        <w:tc>
+          <w:tcPr>
+            <w:tcW w:w="982" w:type="dxa"/>
+            <w:tcBorders>
+              <w:top w:val="single" w:sz="6" w:space="0" w:color="auto"/>
+              <w:left w:val="single" w:sz="6" w:space="0" w:color="auto"/>
+              <w:bottom w:val="single" w:sz="6" w:space="0" w:color="auto"/>
+              <w:right w:val="single" w:sz="6" w:space="0" w:color="auto"/>
+            </w:tcBorders>
+            <w:vAlign w:val="center"/>
+            <w:hideMark/>
+          </w:tcPr>
+          <w:p>
+            <w:pPr>
+              <w:rPr>
+                <w:b/>
+                <w:bCs/>
+              </w:rPr>
+            </w:pPr>
+            <w:r>
+              <w:rPr>
+                <w:b/>
+                <w:bCs/>
+              </w:rPr>
+              <w:t>No</w:t>
+            </w:r>
+          </w:p>
+        </w:tc>
+        <w:tc>
+          <w:tcPr>
+            <w:tcW w:w="3420" w:type="dxa"/>
+            <w:tcBorders>
+              <w:top w:val="single" w:sz="6" w:space="0" w:color="auto"/>
+              <w:left w:val="single" w:sz="6" w:space="0" w:color="auto"/>
+              <w:bottom w:val="single" w:sz="6" w:space="0" w:color="auto"/>
+              <w:right w:val="single" w:sz="6" w:space="0" w:color="auto"/>
+            </w:tcBorders>
+            <w:vAlign w:val="center"/>
+            <w:hideMark/>
+          </w:tcPr>
+          <w:p>
+            <w:pPr>
+              <w:rPr>
+                <w:b/>
+                <w:bCs/>
+              </w:rPr>
+            </w:pPr>
+            <w:r>
+              <w:rPr>
+                <w:b/>
+                <w:bCs/>
+              </w:rPr>
+              <w:t>Question </w:t>
+            </w:r>
+          </w:p>
+        </w:tc>
+        <w:tc>
+          <w:tcPr>
+            <w:tcW w:w="4598" w:type="dxa"/>
+            <w:tcBorders>
+              <w:top w:val="single" w:sz="6" w:space="0" w:color="auto"/>
+              <w:left w:val="single" w:sz="6" w:space="0" w:color="auto"/>
+              <w:bottom w:val="single" w:sz="6" w:space="0" w:color="auto"/>
+              <w:right w:val="single" w:sz="6" w:space="0" w:color="auto"/>
+            </w:tcBorders>
+            <w:vAlign w:val="center"/>
+            <w:hideMark/>
+          </w:tcPr>
+          <w:p>
+            <w:pPr>
+              <w:rPr>
+                <w:b/>
+                <w:bCs/>
+              </w:rPr>
+            </w:pPr>
+            <w:r>
+              <w:rPr>
+                <w:b/>
+                <w:bCs/>
+              </w:rPr>
+              <w:t>Answer </w:t>
+            </w:r>
+          </w:p>
+        </w:tc>
+      </w:tr>
+      <w:tr>
+        <w:trPr>
+          <w:trHeight w:val="300"/>
+        </w:trPr>
+        <w:tc>
+          <w:tcPr>
+            <w:tcW w:w="982" w:type="dxa"/>
+            <w:tcBorders>
+              <w:top w:val="single" w:sz="6" w:space="0" w:color="auto"/>
+              <w:left w:val="single" w:sz="6" w:space="0" w:color="auto"/>
+              <w:bottom w:val="single" w:sz="6" w:space="0" w:color="auto"/>
+              <w:right w:val="single" w:sz="6" w:space="0" w:color="auto"/>
+            </w:tcBorders>
+            <w:vAlign w:val="center"/>
+            <w:hideMark/>
+          </w:tcPr>
+          <w:p>
+            <w:pPr>
+              <w:rPr>
+                <w:b/>
+                <w:bCs/>
+              </w:rPr>
+            </w:pPr>
+            <w:r>
+              <w:rPr>
+                <w:b/>
+                <w:bCs/>
+              </w:rPr>
+              <w:t>1 </w:t>
+            </w:r>
+          </w:p>
+        </w:tc>
+        <w:tc>
+          <w:tcPr>
+            <w:tcW w:w="3420" w:type="dxa"/>
+            <w:tcBorders>
+              <w:top w:val="single" w:sz="6" w:space="0" w:color="auto"/>
+              <w:left w:val="single" w:sz="6" w:space="0" w:color="auto"/>
+              <w:bottom w:val="single" w:sz="6" w:space="0" w:color="auto"/>
+              <w:right w:val="single" w:sz="6" w:space="0" w:color="auto"/>
+            </w:tcBorders>
+            <w:vAlign w:val="center"/>
+            <w:hideMark/>
+          </w:tcPr>
+          <w:p>
+            <w:r>
+              <w:t>What template types are available? </w:t>
+            </w:r>
+          </w:p>
+        </w:tc>
+        <w:tc>
+          <w:tcPr>
+            <w:tcW w:w="4598" w:type="dxa"/>
+            <w:tcBorders>
+              <w:top w:val="single" w:sz="6" w:space="0" w:color="auto"/>
+              <w:left w:val="single" w:sz="6" w:space="0" w:color="auto"/>
+              <w:bottom w:val="single" w:sz="6" w:space="0" w:color="auto"/>
+              <w:right w:val="single" w:sz="6" w:space="0" w:color="auto"/>
+            </w:tcBorders>
+            <w:vAlign w:val="center"/>
+            <w:hideMark/>
+          </w:tcPr>
+          <w:p>
+            <w:r>
+              <w:t>Syncfusion Data Grid supports column, header, detail, row, stacked column, empty record, filter, and column chooser templates. Each serves a specific customization need. </w:t>
+            </w:r>
+          </w:p>
+        </w:tc>
+      </w:tr>
+      <w:tr>
+        <w:trPr>
+          <w:trHeight w:val="300"/>
+        </w:trPr>
+        <w:tc>
+          <w:tcPr>
+            <w:tcW w:w="982" w:type="dxa"/>
+            <w:tcBorders>
+              <w:top w:val="single" w:sz="6" w:space="0" w:color="auto"/>
+              <w:left w:val="single" w:sz="6" w:space="0" w:color="auto"/>
+              <w:bottom w:val="single" w:sz="6" w:space="0" w:color="auto"/>
+              <w:right w:val="single" w:sz="6" w:space="0" w:color="auto"/>
+            </w:tcBorders>
+            <w:vAlign w:val="center"/>
+            <w:hideMark/>
+          </w:tcPr>
+          <w:p>
+            <w:pPr>
+              <w:rPr>
+                <w:b/>
+                <w:bCs/>
+              </w:rPr>
+            </w:pPr>
+            <w:r>
+              <w:rPr>
+                <w:b/>
+                <w:bCs/>
+              </w:rPr>
+              <w:t>2 </w:t>
+            </w:r>
+          </w:p>
+        </w:tc>
+        <w:tc>
+          <w:tcPr>
+            <w:tcW w:w="3420" w:type="dxa"/>
+            <w:tcBorders>
+              <w:top w:val="single" w:sz="6" w:space="0" w:color="auto"/>
+              <w:left w:val="single" w:sz="6" w:space="0" w:color="auto"/>
+              <w:bottom w:val="single" w:sz="6" w:space="0" w:color="auto"/>
+              <w:right w:val="single" w:sz="6" w:space="0" w:color="auto"/>
+            </w:tcBorders>
+            <w:vAlign w:val="center"/>
+            <w:hideMark/>
+          </w:tcPr>
+          <w:p>
+            <w:r>
+              <w:t>Can templates include React components? </w:t>
+            </w:r>
+          </w:p>
+        </w:tc>
+        <w:tc>
+          <w:tcPr>
+            <w:tcW w:w="4598" w:type="dxa"/>
+            <w:tcBorders>
+              <w:top w:val="single" w:sz="6" w:space="0" w:color="auto"/>
+              <w:left w:val="single" w:sz="6" w:space="0" w:color="auto"/>
+              <w:bottom w:val="single" w:sz="6" w:space="0" w:color="auto"/>
+              <w:right w:val="single" w:sz="6" w:space="0" w:color="auto"/>
+            </w:tcBorders>
+            <w:vAlign w:val="center"/>
+            <w:hideMark/>
+          </w:tcPr>
+          <w:p>
+            <w:r>
+              <w:t>Yes, templates fully support React components, allowing you to use your existing component library and state management within grid templates. </w:t>
+            </w:r>
+          </w:p>
+        </w:tc>
+      </w:tr>
+      <w:tr>
+        <w:trPr>
+          <w:trHeight w:val="300"/>
+        </w:trPr>
+        <w:tc>
+          <w:tcPr>
+            <w:tcW w:w="982" w:type="dxa"/>
+            <w:tcBorders>
+              <w:top w:val="single" w:sz="6" w:space="0" w:color="auto"/>
+              <w:left w:val="single" w:sz="6" w:space="0" w:color="auto"/>
+              <w:bottom w:val="single" w:sz="6" w:space="0" w:color="auto"/>
+              <w:right w:val="single" w:sz="6" w:space="0" w:color="auto"/>
+            </w:tcBorders>
+            <w:vAlign w:val="center"/>
+            <w:hideMark/>
+          </w:tcPr>
+          <w:p>
+            <w:pPr>
+              <w:rPr>
+                <w:b/>
+                <w:bCs/>
+              </w:rPr>
+            </w:pPr>
+            <w:r>
+              <w:rPr>
+                <w:b/>
+                <w:bCs/>
+              </w:rPr>
+              <w:t>3 </w:t>
+            </w:r>
+          </w:p>
+        </w:tc>
+        <w:tc>
+          <w:tcPr>
+            <w:tcW w:w="3420" w:type="dxa"/>
+            <w:tcBorders>
+              <w:top w:val="single" w:sz="6" w:space="0" w:color="auto"/>
+              <w:left w:val="single" w:sz="6" w:space="0" w:color="auto"/>
+              <w:bottom w:val="single" w:sz="6" w:space="0" w:color="auto"/>
+              <w:right w:val="single" w:sz="6" w:space="0" w:color="auto"/>
+            </w:tcBorders>
+            <w:vAlign w:val="center"/>
+            <w:hideMark/>
+          </w:tcPr>
+          <w:p>
+            <w:r>
+              <w:t>How do templates affect performance? </w:t>
+            </w:r>
+          </w:p>
+        </w:tc>
+        <w:tc>
+          <w:tcPr>
+            <w:tcW w:w="4598" w:type="dxa"/>
+            <w:tcBorders>
+              <w:top w:val="single" w:sz="6" w:space="0" w:color="auto"/>
+              <w:left w:val="single" w:sz="6" w:space="0" w:color="auto"/>
+              <w:bottom w:val="single" w:sz="6" w:space="0" w:color="auto"/>
+              <w:right w:val="single" w:sz="6" w:space="0" w:color="auto"/>
+            </w:tcBorders>
+            <w:vAlign w:val="center"/>
+            <w:hideMark/>
+          </w:tcPr>
+          <w:p>
+            <w:r>
+              <w:t xml:space="preserve">Templates use efficient rendering. With virtual scrolling and proper </w:t>
+            </w:r>
+            <w:proofErr w:type="spellStart"/>
+            <w:r>
+              <w:t>memoization</w:t>
+            </w:r>
+            <w:proofErr w:type="spellEnd"/>
+            <w:r>
+              <w:t>, even complex templates perform well with thousands of rows. </w:t>
+            </w:r>
+          </w:p>
+        </w:tc>
+      </w:tr>
+      <w:tr>
+        <w:trPr>
+          <w:trHeight w:val="300"/>
+        </w:trPr>
+        <w:tc>
+          <w:tcPr>
+            <w:tcW w:w="982" w:type="dxa"/>
+            <w:tcBorders>
+              <w:top w:val="single" w:sz="6" w:space="0" w:color="auto"/>
+              <w:left w:val="single" w:sz="6" w:space="0" w:color="auto"/>
+              <w:bottom w:val="single" w:sz="6" w:space="0" w:color="auto"/>
+              <w:right w:val="single" w:sz="6" w:space="0" w:color="auto"/>
+            </w:tcBorders>
+            <w:vAlign w:val="center"/>
+            <w:hideMark/>
+          </w:tcPr>
+          <w:p>
+            <w:pPr>
+              <w:rPr>
+                <w:b/>
+                <w:bCs/>
+              </w:rPr>
+            </w:pPr>
+            <w:r>
+              <w:rPr>
+                <w:b/>
+                <w:bCs/>
+              </w:rPr>
+              <w:t>4 </w:t>
+            </w:r>
+          </w:p>
+        </w:tc>
+        <w:tc>
+          <w:tcPr>
+            <w:tcW w:w="3420" w:type="dxa"/>
+            <w:tcBorders>
+              <w:top w:val="single" w:sz="6" w:space="0" w:color="auto"/>
+              <w:left w:val="single" w:sz="6" w:space="0" w:color="auto"/>
+              <w:bottom w:val="single" w:sz="6" w:space="0" w:color="auto"/>
+              <w:right w:val="single" w:sz="6" w:space="0" w:color="auto"/>
+            </w:tcBorders>
+            <w:vAlign w:val="center"/>
+            <w:hideMark/>
+          </w:tcPr>
+          <w:p>
+            <w:r>
+              <w:t>Can I use templates with remote data? </w:t>
+            </w:r>
+          </w:p>
+        </w:tc>
+        <w:tc>
+          <w:tcPr>
+            <w:tcW w:w="4598" w:type="dxa"/>
+            <w:tcBorders>
+              <w:top w:val="single" w:sz="6" w:space="0" w:color="auto"/>
+              <w:left w:val="single" w:sz="6" w:space="0" w:color="auto"/>
+              <w:bottom w:val="single" w:sz="6" w:space="0" w:color="auto"/>
+              <w:right w:val="single" w:sz="6" w:space="0" w:color="auto"/>
+            </w:tcBorders>
+            <w:vAlign w:val="center"/>
+            <w:hideMark/>
+          </w:tcPr>
+          <w:p>
+            <w:r>
+              <w:t>Absolutely. Templates work seamlessly with remote data sources, APIs, and dynamic data loading without any special configuration. </w:t>
+            </w:r>
+          </w:p>
+        </w:tc>
+      </w:tr>
+      <w:tr>
+        <w:trPr>
+          <w:trHeight w:val="300"/>
+        </w:trPr>
+        <w:tc>
+          <w:tcPr>
+            <w:tcW w:w="982" w:type="dxa"/>
+            <w:tcBorders>
+              <w:top w:val="single" w:sz="6" w:space="0" w:color="auto"/>
+              <w:left w:val="single" w:sz="6" w:space="0" w:color="auto"/>
+              <w:bottom w:val="single" w:sz="6" w:space="0" w:color="auto"/>
+              <w:right w:val="single" w:sz="6" w:space="0" w:color="auto"/>
+            </w:tcBorders>
+            <w:vAlign w:val="center"/>
+            <w:hideMark/>
+          </w:tcPr>
+          <w:p>
+            <w:pPr>
+              <w:rPr>
+                <w:b/>
+                <w:bCs/>
+              </w:rPr>
+            </w:pPr>
+            <w:r>
+              <w:rPr>
+                <w:b/>
+                <w:bCs/>
+              </w:rPr>
+              <w:t>5 </w:t>
+            </w:r>
+          </w:p>
+        </w:tc>
+        <w:tc>
+          <w:tcPr>
+            <w:tcW w:w="3420" w:type="dxa"/>
+            <w:tcBorders>
+              <w:top w:val="single" w:sz="6" w:space="0" w:color="auto"/>
+              <w:left w:val="single" w:sz="6" w:space="0" w:color="auto"/>
+              <w:bottom w:val="single" w:sz="6" w:space="0" w:color="auto"/>
+              <w:right w:val="single" w:sz="6" w:space="0" w:color="auto"/>
+            </w:tcBorders>
+            <w:vAlign w:val="center"/>
+            <w:hideMark/>
+          </w:tcPr>
+          <w:p>
+            <w:r>
+              <w:t>Do templates support conditional rendering? </w:t>
+            </w:r>
+          </w:p>
+        </w:tc>
+        <w:tc>
+          <w:tcPr>
+            <w:tcW w:w="4598" w:type="dxa"/>
+            <w:tcBorders>
+              <w:top w:val="single" w:sz="6" w:space="0" w:color="auto"/>
+              <w:left w:val="single" w:sz="6" w:space="0" w:color="auto"/>
+              <w:bottom w:val="single" w:sz="6" w:space="0" w:color="auto"/>
+              <w:right w:val="single" w:sz="6" w:space="0" w:color="auto"/>
+            </w:tcBorders>
+            <w:vAlign w:val="center"/>
+            <w:hideMark/>
+          </w:tcPr>
+          <w:p>
+            <w:r>
+              <w:t>Yes, templates support full conditional rendering based on row data, enabling responsive and context-aware grid displays. </w:t>
+            </w:r>
+          </w:p>
+        </w:tc>
+      </w:tr>
+      <w:tr>
+        <w:trPr>
+          <w:trHeight w:val="300"/>
+        </w:trPr>
+        <w:tc>
+          <w:tcPr>
+            <w:tcW w:w="982" w:type="dxa"/>
+            <w:tcBorders>
+              <w:top w:val="single" w:sz="6" w:space="0" w:color="auto"/>
+              <w:left w:val="single" w:sz="6" w:space="0" w:color="auto"/>
+              <w:bottom w:val="single" w:sz="6" w:space="0" w:color="auto"/>
+              <w:right w:val="single" w:sz="6" w:space="0" w:color="auto"/>
+            </w:tcBorders>
+            <w:vAlign w:val="center"/>
+            <w:hideMark/>
+          </w:tcPr>
+          <w:p>
+            <w:pPr>
+              <w:rPr>
+                <w:b/>
+                <w:bCs/>
+              </w:rPr>
+            </w:pPr>
+            <w:r>
+              <w:rPr>
+                <w:b/>
+                <w:bCs/>
+              </w:rPr>
+              <w:t>6 </w:t>
+            </w:r>
+          </w:p>
+        </w:tc>
+        <w:tc>
+          <w:tcPr>
+            <w:tcW w:w="3420" w:type="dxa"/>
+            <w:tcBorders>
+              <w:top w:val="single" w:sz="6" w:space="0" w:color="auto"/>
+              <w:left w:val="single" w:sz="6" w:space="0" w:color="auto"/>
+              <w:bottom w:val="single" w:sz="6" w:space="0" w:color="auto"/>
+              <w:right w:val="single" w:sz="6" w:space="0" w:color="auto"/>
+            </w:tcBorders>
+            <w:vAlign w:val="center"/>
+            <w:hideMark/>
+          </w:tcPr>
+          <w:p>
+            <w:r>
+              <w:t>Can templates include event handlers? </w:t>
+            </w:r>
+          </w:p>
+        </w:tc>
+        <w:tc>
+          <w:tcPr>
+            <w:tcW w:w="4598" w:type="dxa"/>
+            <w:tcBorders>
+              <w:top w:val="single" w:sz="6" w:space="0" w:color="auto"/>
+              <w:left w:val="single" w:sz="6" w:space="0" w:color="auto"/>
+              <w:bottom w:val="single" w:sz="6" w:space="0" w:color="auto"/>
+              <w:right w:val="single" w:sz="6" w:space="0" w:color="auto"/>
+            </w:tcBorders>
+            <w:vAlign w:val="center"/>
+            <w:hideMark/>
+          </w:tcPr>
+          <w:p>
+            <w:r>
+              <w:t>Templates fully support event handlers for click, change, and other events, enabling interactive grid experiences and actions. </w:t>
+            </w:r>
+          </w:p>
+        </w:tc>
+      </w:tr>
+      <w:tr>
+        <w:trPr>
+          <w:trHeight w:val="300"/>
+        </w:trPr>
+        <w:tc>
+          <w:tcPr>
+            <w:tcW w:w="982" w:type="dxa"/>
+            <w:tcBorders>
+              <w:top w:val="single" w:sz="6" w:space="0" w:color="auto"/>
+              <w:left w:val="single" w:sz="6" w:space="0" w:color="auto"/>
+              <w:bottom w:val="single" w:sz="6" w:space="0" w:color="auto"/>
+              <w:right w:val="single" w:sz="6" w:space="0" w:color="auto"/>
+            </w:tcBorders>
+            <w:vAlign w:val="center"/>
+            <w:hideMark/>
+          </w:tcPr>
+          <w:p>
+            <w:pPr>
+              <w:rPr>
+                <w:b/>
+                <w:bCs/>
+              </w:rPr>
+            </w:pPr>
+            <w:r>
+              <w:rPr>
+                <w:b/>
+                <w:bCs/>
+              </w:rPr>
+              <w:t>7 </w:t>
+            </w:r>
+          </w:p>
+        </w:tc>
+        <w:tc>
+          <w:tcPr>
+            <w:tcW w:w="3420" w:type="dxa"/>
+            <w:tcBorders>
+              <w:top w:val="single" w:sz="6" w:space="0" w:color="auto"/>
+              <w:left w:val="single" w:sz="6" w:space="0" w:color="auto"/>
+              <w:bottom w:val="single" w:sz="6" w:space="0" w:color="auto"/>
+              <w:right w:val="single" w:sz="6" w:space="0" w:color="auto"/>
+            </w:tcBorders>
+            <w:vAlign w:val="center"/>
+            <w:hideMark/>
+          </w:tcPr>
+          <w:p>
+            <w:r>
+              <w:t>How do I implement a dark mode toggle? </w:t>
+            </w:r>
+          </w:p>
+        </w:tc>
+        <w:tc>
+          <w:tcPr>
+            <w:tcW w:w="4598" w:type="dxa"/>
+            <w:tcBorders>
+              <w:top w:val="single" w:sz="6" w:space="0" w:color="auto"/>
+              <w:left w:val="single" w:sz="6" w:space="0" w:color="auto"/>
+              <w:bottom w:val="single" w:sz="6" w:space="0" w:color="auto"/>
+              <w:right w:val="single" w:sz="6" w:space="0" w:color="auto"/>
+            </w:tcBorders>
+            <w:vAlign w:val="center"/>
+            <w:hideMark/>
+          </w:tcPr>
+          <w:p>
+            <w:r>
+              <w:t>Use CSS variables or theme CSS switching. Define separate light and dark theme variables and switch them based on user preference. </w:t>
+            </w:r>
+          </w:p>
+        </w:tc>
+      </w:tr>
+      <w:tr>
+        <w:trPr>
+          <w:trHeight w:val="300"/>
+        </w:trPr>
+        <w:tc>
+          <w:tcPr>
+            <w:tcW w:w="982" w:type="dxa"/>
+            <w:tcBorders>
+              <w:top w:val="single" w:sz="6" w:space="0" w:color="auto"/>
+              <w:left w:val="single" w:sz="6" w:space="0" w:color="auto"/>
+              <w:bottom w:val="single" w:sz="6" w:space="0" w:color="auto"/>
+              <w:right w:val="single" w:sz="6" w:space="0" w:color="auto"/>
+            </w:tcBorders>
+            <w:vAlign w:val="center"/>
+            <w:hideMark/>
+          </w:tcPr>
+          <w:p>
+            <w:pPr>
+              <w:rPr>
+                <w:b/>
+                <w:bCs/>
+              </w:rPr>
+            </w:pPr>
+            <w:r>
+              <w:rPr>
+                <w:b/>
+                <w:bCs/>
+              </w:rPr>
+              <w:lastRenderedPageBreak/>
+              <w:t>8 </w:t>
+            </w:r>
+          </w:p>
+        </w:tc>
+        <w:tc>
+          <w:tcPr>
+            <w:tcW w:w="3420" w:type="dxa"/>
+            <w:tcBorders>
+              <w:top w:val="single" w:sz="6" w:space="0" w:color="auto"/>
+              <w:left w:val="single" w:sz="6" w:space="0" w:color="auto"/>
+              <w:bottom w:val="single" w:sz="6" w:space="0" w:color="auto"/>
+              <w:right w:val="single" w:sz="6" w:space="0" w:color="auto"/>
+            </w:tcBorders>
+            <w:vAlign w:val="center"/>
+            <w:hideMark/>
+          </w:tcPr>
+          <w:p>
+            <w:r>
+              <w:t>What themes are available out of the box? </w:t>
+            </w:r>
+          </w:p>
+        </w:tc>
+        <w:tc>
+          <w:tcPr>
+            <w:tcW w:w="4598" w:type="dxa"/>
+            <w:tcBorders>
+              <w:top w:val="single" w:sz="6" w:space="0" w:color="auto"/>
+              <w:left w:val="single" w:sz="6" w:space="0" w:color="auto"/>
+              <w:bottom w:val="single" w:sz="6" w:space="0" w:color="auto"/>
+              <w:right w:val="single" w:sz="6" w:space="0" w:color="auto"/>
+            </w:tcBorders>
+            <w:vAlign w:val="center"/>
+            <w:hideMark/>
+          </w:tcPr>
+          <w:p>
+            <w:r>
+              <w:t>Syncfusion provides Material, Bootstrap, Fabric, Tailwind, and Fluent themes, each with light and dark variants. </w:t>
+            </w:r>
+          </w:p>
+        </w:tc>
+      </w:tr>
+      <w:tr>
+        <w:trPr>
+          <w:trHeight w:val="300"/>
+        </w:trPr>
+        <w:tc>
+          <w:tcPr>
+            <w:tcW w:w="982" w:type="dxa"/>
+            <w:tcBorders>
+              <w:top w:val="single" w:sz="6" w:space="0" w:color="auto"/>
+              <w:left w:val="single" w:sz="6" w:space="0" w:color="auto"/>
+              <w:bottom w:val="single" w:sz="6" w:space="0" w:color="auto"/>
+              <w:right w:val="single" w:sz="6" w:space="0" w:color="auto"/>
+            </w:tcBorders>
+            <w:vAlign w:val="center"/>
+            <w:hideMark/>
+          </w:tcPr>
+          <w:p>
+            <w:pPr>
+              <w:rPr>
+                <w:b/>
+                <w:bCs/>
+              </w:rPr>
+            </w:pPr>
+            <w:r>
+              <w:rPr>
+                <w:b/>
+                <w:bCs/>
+              </w:rPr>
+              <w:t>9 </w:t>
+            </w:r>
+          </w:p>
+        </w:tc>
+        <w:tc>
+          <w:tcPr>
+            <w:tcW w:w="3420" w:type="dxa"/>
+            <w:tcBorders>
+              <w:top w:val="single" w:sz="6" w:space="0" w:color="auto"/>
+              <w:left w:val="single" w:sz="6" w:space="0" w:color="auto"/>
+              <w:bottom w:val="single" w:sz="6" w:space="0" w:color="auto"/>
+              <w:right w:val="single" w:sz="6" w:space="0" w:color="auto"/>
+            </w:tcBorders>
+            <w:vAlign w:val="center"/>
+            <w:hideMark/>
+          </w:tcPr>
+          <w:p>
+            <w:r>
+              <w:t>Can I create a completely custom theme? </w:t>
+            </w:r>
+          </w:p>
+        </w:tc>
+        <w:tc>
+          <w:tcPr>
+            <w:tcW w:w="4598" w:type="dxa"/>
+            <w:tcBorders>
+              <w:top w:val="single" w:sz="6" w:space="0" w:color="auto"/>
+              <w:left w:val="single" w:sz="6" w:space="0" w:color="auto"/>
+              <w:bottom w:val="single" w:sz="6" w:space="0" w:color="auto"/>
+              <w:right w:val="single" w:sz="6" w:space="0" w:color="auto"/>
+            </w:tcBorders>
+            <w:vAlign w:val="center"/>
+            <w:hideMark/>
+          </w:tcPr>
+          <w:p>
+            <w:r>
+              <w:t>Yes. You can create custom themes using CSS variables, SCSS variables, or custom CSS classes to match your design requirements. </w:t>
+            </w:r>
+          </w:p>
+        </w:tc>
+      </w:tr>
+      <w:tr>
+        <w:trPr>
+          <w:trHeight w:val="300"/>
+        </w:trPr>
+        <w:tc>
+          <w:tcPr>
+            <w:tcW w:w="982" w:type="dxa"/>
+            <w:tcBorders>
+              <w:top w:val="single" w:sz="6" w:space="0" w:color="auto"/>
+              <w:left w:val="single" w:sz="6" w:space="0" w:color="auto"/>
+              <w:bottom w:val="single" w:sz="6" w:space="0" w:color="auto"/>
+              <w:right w:val="single" w:sz="6" w:space="0" w:color="auto"/>
+            </w:tcBorders>
+            <w:vAlign w:val="center"/>
+            <w:hideMark/>
+          </w:tcPr>
+          <w:p>
+            <w:pPr>
+              <w:rPr>
+                <w:b/>
+                <w:bCs/>
+              </w:rPr>
+            </w:pPr>
+            <w:r>
+              <w:rPr>
+                <w:b/>
+                <w:bCs/>
+              </w:rPr>
+              <w:t>10 </w:t>
+            </w:r>
+          </w:p>
+        </w:tc>
+        <w:tc>
+          <w:tcPr>
+            <w:tcW w:w="3420" w:type="dxa"/>
+            <w:tcBorders>
+              <w:top w:val="single" w:sz="6" w:space="0" w:color="auto"/>
+              <w:left w:val="single" w:sz="6" w:space="0" w:color="auto"/>
+              <w:bottom w:val="single" w:sz="6" w:space="0" w:color="auto"/>
+              <w:right w:val="single" w:sz="6" w:space="0" w:color="auto"/>
+            </w:tcBorders>
+            <w:vAlign w:val="center"/>
+            <w:hideMark/>
+          </w:tcPr>
+          <w:p>
+            <w:r>
+              <w:t>Will custom themes impact performance? </w:t>
+            </w:r>
+          </w:p>
+        </w:tc>
+        <w:tc>
+          <w:tcPr>
+            <w:tcW w:w="4598" w:type="dxa"/>
+            <w:tcBorders>
+              <w:top w:val="single" w:sz="6" w:space="0" w:color="auto"/>
+              <w:left w:val="single" w:sz="6" w:space="0" w:color="auto"/>
+              <w:bottom w:val="single" w:sz="6" w:space="0" w:color="auto"/>
+              <w:right w:val="single" w:sz="6" w:space="0" w:color="auto"/>
+            </w:tcBorders>
+            <w:vAlign w:val="center"/>
+            <w:hideMark/>
+          </w:tcPr>
+          <w:p>
+            <w:r>
+              <w:t>No. Built-in themes are optimized, and CSS variable-based theming has minimal performance impact. </w:t>
+            </w:r>
+          </w:p>
+        </w:tc>
+      </w:tr>
+      <w:tr>
+        <w:trPr>
+          <w:trHeight w:val="300"/>
+        </w:trPr>
+        <w:tc>
+          <w:tcPr>
+            <w:tcW w:w="982" w:type="dxa"/>
+            <w:tcBorders>
+              <w:top w:val="single" w:sz="6" w:space="0" w:color="auto"/>
+              <w:left w:val="single" w:sz="6" w:space="0" w:color="auto"/>
+              <w:bottom w:val="single" w:sz="6" w:space="0" w:color="auto"/>
+              <w:right w:val="single" w:sz="6" w:space="0" w:color="auto"/>
+            </w:tcBorders>
+            <w:vAlign w:val="center"/>
+            <w:hideMark/>
+          </w:tcPr>
+          <w:p>
+            <w:pPr>
+              <w:rPr>
+                <w:b/>
+                <w:bCs/>
+              </w:rPr>
+            </w:pPr>
+            <w:r>
+              <w:rPr>
+                <w:b/>
+                <w:bCs/>
+              </w:rPr>
+              <w:t>11 </w:t>
+            </w:r>
+          </w:p>
+        </w:tc>
+        <w:tc>
+          <w:tcPr>
+            <w:tcW w:w="3420" w:type="dxa"/>
+            <w:tcBorders>
+              <w:top w:val="single" w:sz="6" w:space="0" w:color="auto"/>
+              <w:left w:val="single" w:sz="6" w:space="0" w:color="auto"/>
+              <w:bottom w:val="single" w:sz="6" w:space="0" w:color="auto"/>
+              <w:right w:val="single" w:sz="6" w:space="0" w:color="auto"/>
+            </w:tcBorders>
+            <w:vAlign w:val="center"/>
+            <w:hideMark/>
+          </w:tcPr>
+          <w:p>
+            <w:r>
+              <w:t>Can themes be applied to specific grid instances? </w:t>
+            </w:r>
+          </w:p>
+        </w:tc>
+        <w:tc>
+          <w:tcPr>
+            <w:tcW w:w="4598" w:type="dxa"/>
+            <w:tcBorders>
+              <w:top w:val="single" w:sz="6" w:space="0" w:color="auto"/>
+              <w:left w:val="single" w:sz="6" w:space="0" w:color="auto"/>
+              <w:bottom w:val="single" w:sz="6" w:space="0" w:color="auto"/>
+              <w:right w:val="single" w:sz="6" w:space="0" w:color="auto"/>
+            </w:tcBorders>
+            <w:vAlign w:val="center"/>
+            <w:hideMark/>
+          </w:tcPr>
+          <w:p>
+            <w:r>
+              <w:t>Yes. CSS class scoping and CSS variables allow different themes to be applied to different grid instances. </w:t>
+            </w:r>
+          </w:p>
+        </w:tc>
+      </w:tr>
+      <w:tr>
+        <w:trPr>
+          <w:trHeight w:val="300"/>
+        </w:trPr>
+        <w:tc>
+          <w:tcPr>
+            <w:tcW w:w="982" w:type="dxa"/>
+            <w:tcBorders>
+              <w:top w:val="single" w:sz="6" w:space="0" w:color="auto"/>
+              <w:left w:val="single" w:sz="6" w:space="0" w:color="auto"/>
+              <w:bottom w:val="single" w:sz="6" w:space="0" w:color="auto"/>
+              <w:right w:val="single" w:sz="6" w:space="0" w:color="auto"/>
+            </w:tcBorders>
+            <w:vAlign w:val="center"/>
+            <w:hideMark/>
+          </w:tcPr>
+          <w:p>
+            <w:pPr>
+              <w:rPr>
+                <w:b/>
+                <w:bCs/>
+              </w:rPr>
+            </w:pPr>
+            <w:r>
+              <w:rPr>
+                <w:b/>
+                <w:bCs/>
+              </w:rPr>
+              <w:t>12 </w:t>
+            </w:r>
+          </w:p>
+        </w:tc>
+        <w:tc>
+          <w:tcPr>
+            <w:tcW w:w="3420" w:type="dxa"/>
+            <w:tcBorders>
+              <w:top w:val="single" w:sz="6" w:space="0" w:color="auto"/>
+              <w:left w:val="single" w:sz="6" w:space="0" w:color="auto"/>
+              <w:bottom w:val="single" w:sz="6" w:space="0" w:color="auto"/>
+              <w:right w:val="single" w:sz="6" w:space="0" w:color="auto"/>
+            </w:tcBorders>
+            <w:vAlign w:val="center"/>
+            <w:hideMark/>
+          </w:tcPr>
+          <w:p>
+            <w:r>
+              <w:t>Can I template a single column differently per row? </w:t>
+            </w:r>
+          </w:p>
+        </w:tc>
+        <w:tc>
+          <w:tcPr>
+            <w:tcW w:w="4598" w:type="dxa"/>
+            <w:tcBorders>
+              <w:top w:val="single" w:sz="6" w:space="0" w:color="auto"/>
+              <w:left w:val="single" w:sz="6" w:space="0" w:color="auto"/>
+              <w:bottom w:val="single" w:sz="6" w:space="0" w:color="auto"/>
+              <w:right w:val="single" w:sz="6" w:space="0" w:color="auto"/>
+            </w:tcBorders>
+            <w:vAlign w:val="center"/>
+            <w:hideMark/>
+          </w:tcPr>
+          <w:p>
+            <w:r>
+              <w:t>Yes. Use conditional logic inside column templates to render different content based on row values. </w:t>
+            </w:r>
+          </w:p>
+        </w:tc>
+      </w:tr>
+      <w:tr>
+        <w:trPr>
+          <w:trHeight w:val="300"/>
+        </w:trPr>
+        <w:tc>
+          <w:tcPr>
+            <w:tcW w:w="982" w:type="dxa"/>
+            <w:tcBorders>
+              <w:top w:val="single" w:sz="6" w:space="0" w:color="auto"/>
+              <w:left w:val="single" w:sz="6" w:space="0" w:color="auto"/>
+              <w:bottom w:val="single" w:sz="6" w:space="0" w:color="auto"/>
+              <w:right w:val="single" w:sz="6" w:space="0" w:color="auto"/>
+            </w:tcBorders>
+            <w:vAlign w:val="center"/>
+            <w:hideMark/>
+          </w:tcPr>
+          <w:p>
+            <w:pPr>
+              <w:rPr>
+                <w:b/>
+                <w:bCs/>
+              </w:rPr>
+            </w:pPr>
+            <w:r>
+              <w:rPr>
+                <w:b/>
+                <w:bCs/>
+              </w:rPr>
+              <w:t>13 </w:t>
+            </w:r>
+          </w:p>
+        </w:tc>
+        <w:tc>
+          <w:tcPr>
+            <w:tcW w:w="3420" w:type="dxa"/>
+            <w:tcBorders>
+              <w:top w:val="single" w:sz="6" w:space="0" w:color="auto"/>
+              <w:left w:val="single" w:sz="6" w:space="0" w:color="auto"/>
+              <w:bottom w:val="single" w:sz="6" w:space="0" w:color="auto"/>
+              <w:right w:val="single" w:sz="6" w:space="0" w:color="auto"/>
+            </w:tcBorders>
+            <w:vAlign w:val="center"/>
+            <w:hideMark/>
+          </w:tcPr>
+          <w:p>
+            <w:r>
+              <w:t>How do I access the current row data inside a column template? </w:t>
+            </w:r>
+          </w:p>
+        </w:tc>
+        <w:tc>
+          <w:tcPr>
+            <w:tcW w:w="4598" w:type="dxa"/>
+            <w:tcBorders>
+              <w:top w:val="single" w:sz="6" w:space="0" w:color="auto"/>
+              <w:left w:val="single" w:sz="6" w:space="0" w:color="auto"/>
+              <w:bottom w:val="single" w:sz="6" w:space="0" w:color="auto"/>
+              <w:right w:val="single" w:sz="6" w:space="0" w:color="auto"/>
+            </w:tcBorders>
+            <w:vAlign w:val="center"/>
+            <w:hideMark/>
+          </w:tcPr>
+          <w:p>
+            <w:r>
+              <w:t>The row data is passed directly to the template, allowing you to access and render any field values. </w:t>
+            </w:r>
+          </w:p>
+        </w:tc>
+      </w:tr>
+      <w:tr>
+        <w:trPr>
+          <w:trHeight w:val="300"/>
+        </w:trPr>
+        <w:tc>
+          <w:tcPr>
+            <w:tcW w:w="982" w:type="dxa"/>
+            <w:tcBorders>
+              <w:top w:val="single" w:sz="6" w:space="0" w:color="auto"/>
+              <w:left w:val="single" w:sz="6" w:space="0" w:color="auto"/>
+              <w:bottom w:val="single" w:sz="6" w:space="0" w:color="auto"/>
+              <w:right w:val="single" w:sz="6" w:space="0" w:color="auto"/>
+            </w:tcBorders>
+            <w:vAlign w:val="center"/>
+            <w:hideMark/>
+          </w:tcPr>
+          <w:p>
+            <w:pPr>
+              <w:rPr>
+                <w:b/>
+                <w:bCs/>
+              </w:rPr>
+            </w:pPr>
+            <w:r>
+              <w:rPr>
+                <w:b/>
+                <w:bCs/>
+              </w:rPr>
+              <w:t>14 </w:t>
+            </w:r>
+          </w:p>
+        </w:tc>
+        <w:tc>
+          <w:tcPr>
+            <w:tcW w:w="3420" w:type="dxa"/>
+            <w:tcBorders>
+              <w:top w:val="single" w:sz="6" w:space="0" w:color="auto"/>
+              <w:left w:val="single" w:sz="6" w:space="0" w:color="auto"/>
+              <w:bottom w:val="single" w:sz="6" w:space="0" w:color="auto"/>
+              <w:right w:val="single" w:sz="6" w:space="0" w:color="auto"/>
+            </w:tcBorders>
+            <w:vAlign w:val="center"/>
+            <w:hideMark/>
+          </w:tcPr>
+          <w:p>
+            <w:proofErr w:type="gramStart"/>
+            <w:r>
+              <w:t>Do</w:t>
+            </w:r>
+            <w:proofErr w:type="gramEnd"/>
+            <w:r>
+              <w:t xml:space="preserve"> templates render in the exported or printed view? </w:t>
+            </w:r>
+          </w:p>
+        </w:tc>
+        <w:tc>
+          <w:tcPr>
+            <w:tcW w:w="4598" w:type="dxa"/>
+            <w:tcBorders>
+              <w:top w:val="single" w:sz="6" w:space="0" w:color="auto"/>
+              <w:left w:val="single" w:sz="6" w:space="0" w:color="auto"/>
+              <w:bottom w:val="single" w:sz="6" w:space="0" w:color="auto"/>
+              <w:right w:val="single" w:sz="6" w:space="0" w:color="auto"/>
+            </w:tcBorders>
+            <w:vAlign w:val="center"/>
+            <w:hideMark/>
+          </w:tcPr>
+          <w:p>
+            <w:r>
+              <w:t>Templates are used during normal rendering. For exports, configure export-specific templates or default column values. </w:t>
+            </w:r>
+          </w:p>
+        </w:tc>
+      </w:tr>
+      <w:tr>
+        <w:trPr>
+          <w:trHeight w:val="300"/>
+        </w:trPr>
+        <w:tc>
+          <w:tcPr>
+            <w:tcW w:w="982" w:type="dxa"/>
+            <w:tcBorders>
+              <w:top w:val="single" w:sz="6" w:space="0" w:color="auto"/>
+              <w:left w:val="single" w:sz="6" w:space="0" w:color="auto"/>
+              <w:bottom w:val="single" w:sz="6" w:space="0" w:color="auto"/>
+              <w:right w:val="single" w:sz="6" w:space="0" w:color="auto"/>
+            </w:tcBorders>
+            <w:vAlign w:val="center"/>
+            <w:hideMark/>
+          </w:tcPr>
+          <w:p>
+            <w:pPr>
+              <w:rPr>
+                <w:b/>
+                <w:bCs/>
+              </w:rPr>
+            </w:pPr>
+            <w:r>
+              <w:rPr>
+                <w:b/>
+                <w:bCs/>
+              </w:rPr>
+              <w:t>15 </w:t>
+            </w:r>
+          </w:p>
+        </w:tc>
+        <w:tc>
+          <w:tcPr>
+            <w:tcW w:w="3420" w:type="dxa"/>
+            <w:tcBorders>
+              <w:top w:val="single" w:sz="6" w:space="0" w:color="auto"/>
+              <w:left w:val="single" w:sz="6" w:space="0" w:color="auto"/>
+              <w:bottom w:val="single" w:sz="6" w:space="0" w:color="auto"/>
+              <w:right w:val="single" w:sz="6" w:space="0" w:color="auto"/>
+            </w:tcBorders>
+            <w:vAlign w:val="center"/>
+            <w:hideMark/>
+          </w:tcPr>
+          <w:p>
+            <w:r>
+              <w:t>Can I bind click events inside a template? </w:t>
+            </w:r>
+          </w:p>
+        </w:tc>
+        <w:tc>
+          <w:tcPr>
+            <w:tcW w:w="4598" w:type="dxa"/>
+            <w:tcBorders>
+              <w:top w:val="single" w:sz="6" w:space="0" w:color="auto"/>
+              <w:left w:val="single" w:sz="6" w:space="0" w:color="auto"/>
+              <w:bottom w:val="single" w:sz="6" w:space="0" w:color="auto"/>
+              <w:right w:val="single" w:sz="6" w:space="0" w:color="auto"/>
+            </w:tcBorders>
+            <w:vAlign w:val="center"/>
+            <w:hideMark/>
+          </w:tcPr>
+          <w:p>
+            <w:r>
+              <w:t xml:space="preserve">Yes. Standard React event handlers such as </w:t>
+            </w:r>
+            <w:proofErr w:type="spellStart"/>
+            <w:r>
+              <w:rPr>
+                <w:i/>
+                <w:iCs/>
+              </w:rPr>
+              <w:t>onClick</w:t>
+            </w:r>
+            <w:proofErr w:type="spellEnd"/>
+            <w:r>
+              <w:t xml:space="preserve"> can be attached within templates. </w:t>
+            </w:r>
+          </w:p>
+        </w:tc>
+      </w:tr>
+      <w:tr>
+        <w:trPr>
+          <w:trHeight w:val="300"/>
+        </w:trPr>
+        <w:tc>
+          <w:tcPr>
+            <w:tcW w:w="982" w:type="dxa"/>
+            <w:tcBorders>
+              <w:top w:val="single" w:sz="6" w:space="0" w:color="auto"/>
+              <w:left w:val="single" w:sz="6" w:space="0" w:color="auto"/>
+              <w:bottom w:val="single" w:sz="6" w:space="0" w:color="auto"/>
+              <w:right w:val="single" w:sz="6" w:space="0" w:color="auto"/>
+            </w:tcBorders>
+            <w:vAlign w:val="center"/>
+            <w:hideMark/>
+          </w:tcPr>
+          <w:p>
+            <w:pPr>
+              <w:rPr>
+                <w:b/>
+                <w:bCs/>
+              </w:rPr>
+            </w:pPr>
+            <w:r>
+              <w:rPr>
+                <w:b/>
+                <w:bCs/>
+              </w:rPr>
+              <w:t>16 </w:t>
+            </w:r>
+          </w:p>
+        </w:tc>
+        <w:tc>
+          <w:tcPr>
+            <w:tcW w:w="3420" w:type="dxa"/>
+            <w:tcBorders>
+              <w:top w:val="single" w:sz="6" w:space="0" w:color="auto"/>
+              <w:left w:val="single" w:sz="6" w:space="0" w:color="auto"/>
+              <w:bottom w:val="single" w:sz="6" w:space="0" w:color="auto"/>
+              <w:right w:val="single" w:sz="6" w:space="0" w:color="auto"/>
+            </w:tcBorders>
+            <w:vAlign w:val="center"/>
+            <w:hideMark/>
+          </w:tcPr>
+          <w:p>
+            <w:r>
+              <w:t>How do I display images or async content in a template? </w:t>
+            </w:r>
+          </w:p>
+        </w:tc>
+        <w:tc>
+          <w:tcPr>
+            <w:tcW w:w="4598" w:type="dxa"/>
+            <w:tcBorders>
+              <w:top w:val="single" w:sz="6" w:space="0" w:color="auto"/>
+              <w:left w:val="single" w:sz="6" w:space="0" w:color="auto"/>
+              <w:bottom w:val="single" w:sz="6" w:space="0" w:color="auto"/>
+              <w:right w:val="single" w:sz="6" w:space="0" w:color="auto"/>
+            </w:tcBorders>
+            <w:vAlign w:val="center"/>
+            <w:hideMark/>
+          </w:tcPr>
+          <w:p>
+            <w:r>
+              <w:t>Use standard React image elements or async-aware components. Templates automatically update when data changes. </w:t>
+            </w:r>
+          </w:p>
+        </w:tc>
+      </w:tr>
+      <w:tr>
+        <w:trPr>
+          <w:trHeight w:val="300"/>
+        </w:trPr>
+        <w:tc>
+          <w:tcPr>
+            <w:tcW w:w="982" w:type="dxa"/>
+            <w:tcBorders>
+              <w:top w:val="single" w:sz="6" w:space="0" w:color="auto"/>
+              <w:left w:val="single" w:sz="6" w:space="0" w:color="auto"/>
+              <w:bottom w:val="single" w:sz="6" w:space="0" w:color="auto"/>
+              <w:right w:val="single" w:sz="6" w:space="0" w:color="auto"/>
+            </w:tcBorders>
+            <w:vAlign w:val="center"/>
+            <w:hideMark/>
+          </w:tcPr>
+          <w:p>
+            <w:pPr>
+              <w:rPr>
+                <w:b/>
+                <w:bCs/>
+              </w:rPr>
+            </w:pPr>
+            <w:r>
+              <w:rPr>
+                <w:b/>
+                <w:bCs/>
+              </w:rPr>
+              <w:t>17 </w:t>
+            </w:r>
+          </w:p>
+        </w:tc>
+        <w:tc>
+          <w:tcPr>
+            <w:tcW w:w="3420" w:type="dxa"/>
+            <w:tcBorders>
+              <w:top w:val="single" w:sz="6" w:space="0" w:color="auto"/>
+              <w:left w:val="single" w:sz="6" w:space="0" w:color="auto"/>
+              <w:bottom w:val="single" w:sz="6" w:space="0" w:color="auto"/>
+              <w:right w:val="single" w:sz="6" w:space="0" w:color="auto"/>
+            </w:tcBorders>
+            <w:vAlign w:val="center"/>
+            <w:hideMark/>
+          </w:tcPr>
+          <w:p>
+            <w:r>
+              <w:t>Do templates work with frozen columns? </w:t>
+            </w:r>
+          </w:p>
+        </w:tc>
+        <w:tc>
+          <w:tcPr>
+            <w:tcW w:w="4598" w:type="dxa"/>
+            <w:tcBorders>
+              <w:top w:val="single" w:sz="6" w:space="0" w:color="auto"/>
+              <w:left w:val="single" w:sz="6" w:space="0" w:color="auto"/>
+              <w:bottom w:val="single" w:sz="6" w:space="0" w:color="auto"/>
+              <w:right w:val="single" w:sz="6" w:space="0" w:color="auto"/>
+            </w:tcBorders>
+            <w:vAlign w:val="center"/>
+            <w:hideMark/>
+          </w:tcPr>
+          <w:p>
+            <w:r>
+              <w:t>Yes. Templates are fully compatible with frozen, movable, and lockable columns. </w:t>
+            </w:r>
+          </w:p>
+        </w:tc>
+      </w:tr>
+      <w:tr>
+        <w:trPr>
+          <w:trHeight w:val="300"/>
+        </w:trPr>
+        <w:tc>
+          <w:tcPr>
+            <w:tcW w:w="982" w:type="dxa"/>
+            <w:tcBorders>
+              <w:top w:val="single" w:sz="6" w:space="0" w:color="auto"/>
+              <w:left w:val="single" w:sz="6" w:space="0" w:color="auto"/>
+              <w:bottom w:val="single" w:sz="6" w:space="0" w:color="auto"/>
+              <w:right w:val="single" w:sz="6" w:space="0" w:color="auto"/>
+            </w:tcBorders>
+            <w:vAlign w:val="center"/>
+            <w:hideMark/>
+          </w:tcPr>
+          <w:p>
+            <w:pPr>
+              <w:rPr>
+                <w:b/>
+                <w:bCs/>
+              </w:rPr>
+            </w:pPr>
+            <w:r>
+              <w:rPr>
+                <w:b/>
+                <w:bCs/>
+              </w:rPr>
+              <w:lastRenderedPageBreak/>
+              <w:t>18 </w:t>
+            </w:r>
+          </w:p>
+        </w:tc>
+        <w:tc>
+          <w:tcPr>
+            <w:tcW w:w="3420" w:type="dxa"/>
+            <w:tcBorders>
+              <w:top w:val="single" w:sz="6" w:space="0" w:color="auto"/>
+              <w:left w:val="single" w:sz="6" w:space="0" w:color="auto"/>
+              <w:bottom w:val="single" w:sz="6" w:space="0" w:color="auto"/>
+              <w:right w:val="single" w:sz="6" w:space="0" w:color="auto"/>
+            </w:tcBorders>
+            <w:vAlign w:val="center"/>
+            <w:hideMark/>
+          </w:tcPr>
+          <w:p>
+            <w:r>
+              <w:t>Are templates compatible with virtualization for large datasets? </w:t>
+            </w:r>
+          </w:p>
+        </w:tc>
+        <w:tc>
+          <w:tcPr>
+            <w:tcW w:w="4598" w:type="dxa"/>
+            <w:tcBorders>
+              <w:top w:val="single" w:sz="6" w:space="0" w:color="auto"/>
+              <w:left w:val="single" w:sz="6" w:space="0" w:color="auto"/>
+              <w:bottom w:val="single" w:sz="6" w:space="0" w:color="auto"/>
+              <w:right w:val="single" w:sz="6" w:space="0" w:color="auto"/>
+            </w:tcBorders>
+            <w:vAlign w:val="center"/>
+            <w:hideMark/>
+          </w:tcPr>
+          <w:p>
+            <w:r>
+              <w:t>Yes. Templates work with row virtualization. Keep template markup lightweight for optimal performance. </w:t>
+            </w:r>
+          </w:p>
+        </w:tc>
+      </w:tr>
+      <w:tr>
+        <w:trPr>
+          <w:trHeight w:val="300"/>
+        </w:trPr>
+        <w:tc>
+          <w:tcPr>
+            <w:tcW w:w="982" w:type="dxa"/>
+            <w:tcBorders>
+              <w:top w:val="single" w:sz="6" w:space="0" w:color="auto"/>
+              <w:left w:val="single" w:sz="6" w:space="0" w:color="auto"/>
+              <w:bottom w:val="single" w:sz="6" w:space="0" w:color="auto"/>
+              <w:right w:val="single" w:sz="6" w:space="0" w:color="auto"/>
+            </w:tcBorders>
+            <w:vAlign w:val="center"/>
+            <w:hideMark/>
+          </w:tcPr>
+          <w:p>
+            <w:pPr>
+              <w:rPr>
+                <w:b/>
+                <w:bCs/>
+              </w:rPr>
+            </w:pPr>
+            <w:r>
+              <w:rPr>
+                <w:b/>
+                <w:bCs/>
+              </w:rPr>
+              <w:t>19 </w:t>
+            </w:r>
+          </w:p>
+        </w:tc>
+        <w:tc>
+          <w:tcPr>
+            <w:tcW w:w="3420" w:type="dxa"/>
+            <w:tcBorders>
+              <w:top w:val="single" w:sz="6" w:space="0" w:color="auto"/>
+              <w:left w:val="single" w:sz="6" w:space="0" w:color="auto"/>
+              <w:bottom w:val="single" w:sz="6" w:space="0" w:color="auto"/>
+              <w:right w:val="single" w:sz="6" w:space="0" w:color="auto"/>
+            </w:tcBorders>
+            <w:vAlign w:val="center"/>
+            <w:hideMark/>
+          </w:tcPr>
+          <w:p>
+            <w:r>
+              <w:t>Can I reuse the same template across multiple grids? </w:t>
+            </w:r>
+          </w:p>
+        </w:tc>
+        <w:tc>
+          <w:tcPr>
+            <w:tcW w:w="4598" w:type="dxa"/>
+            <w:tcBorders>
+              <w:top w:val="single" w:sz="6" w:space="0" w:color="auto"/>
+              <w:left w:val="single" w:sz="6" w:space="0" w:color="auto"/>
+              <w:bottom w:val="single" w:sz="6" w:space="0" w:color="auto"/>
+              <w:right w:val="single" w:sz="6" w:space="0" w:color="auto"/>
+            </w:tcBorders>
+            <w:vAlign w:val="center"/>
+            <w:hideMark/>
+          </w:tcPr>
+          <w:p>
+            <w:r>
+              <w:t>Yes. Extract the template into a reusable React component and share it across multiple grids. </w:t>
+            </w:r>
+          </w:p>
+        </w:tc>
+      </w:tr>
+      <w:tr>
+        <w:trPr>
+          <w:trHeight w:val="300"/>
+        </w:trPr>
+        <w:tc>
+          <w:tcPr>
+            <w:tcW w:w="982" w:type="dxa"/>
+            <w:tcBorders>
+              <w:top w:val="single" w:sz="6" w:space="0" w:color="auto"/>
+              <w:left w:val="single" w:sz="6" w:space="0" w:color="auto"/>
+              <w:bottom w:val="single" w:sz="6" w:space="0" w:color="auto"/>
+              <w:right w:val="single" w:sz="6" w:space="0" w:color="auto"/>
+            </w:tcBorders>
+            <w:vAlign w:val="center"/>
+            <w:hideMark/>
+          </w:tcPr>
+          <w:p>
+            <w:pPr>
+              <w:rPr>
+                <w:b/>
+                <w:bCs/>
+              </w:rPr>
+            </w:pPr>
+            <w:r>
+              <w:rPr>
+                <w:b/>
+                <w:bCs/>
+              </w:rPr>
+              <w:t>20 </w:t>
+            </w:r>
+          </w:p>
+        </w:tc>
+        <w:tc>
+          <w:tcPr>
+            <w:tcW w:w="3420" w:type="dxa"/>
+            <w:tcBorders>
+              <w:top w:val="single" w:sz="6" w:space="0" w:color="auto"/>
+              <w:left w:val="single" w:sz="6" w:space="0" w:color="auto"/>
+              <w:bottom w:val="single" w:sz="6" w:space="0" w:color="auto"/>
+              <w:right w:val="single" w:sz="6" w:space="0" w:color="auto"/>
+            </w:tcBorders>
+            <w:vAlign w:val="center"/>
+            <w:hideMark/>
+          </w:tcPr>
+          <w:p>
+            <w:r>
+              <w:t>Does theming support accessibility standards? </w:t>
+            </w:r>
+          </w:p>
+        </w:tc>
+        <w:tc>
+          <w:tcPr>
+            <w:tcW w:w="4598" w:type="dxa"/>
+            <w:tcBorders>
+              <w:top w:val="single" w:sz="6" w:space="0" w:color="auto"/>
+              <w:left w:val="single" w:sz="6" w:space="0" w:color="auto"/>
+              <w:bottom w:val="single" w:sz="6" w:space="0" w:color="auto"/>
+              <w:right w:val="single" w:sz="6" w:space="0" w:color="auto"/>
+            </w:tcBorders>
+            <w:vAlign w:val="center"/>
+            <w:hideMark/>
+          </w:tcPr>
+          <w:p>
+            <w:r>
+              <w:t>Yes. Built-in themes follow WCAG accessibility guidelines and provide appropriate color contrast ratios. </w:t>
+            </w:r>
+          </w:p>
+        </w:tc>
+      </w:tr>
+    </w:tbl>
+    <w:p/>
     <w:p/>
     <w:p/>
     <w:p/>
@@ -545,15 +3193,6 @@
   </w:num>
   <w:num w:numId="2" w16cid:durableId="534275958">
     <w:abstractNumId w:val="1"/>
-    <w:lvlOverride w:ilvl="0"/>
-    <w:lvlOverride w:ilvl="1"/>
-    <w:lvlOverride w:ilvl="2"/>
-    <w:lvlOverride w:ilvl="3"/>
-    <w:lvlOverride w:ilvl="4"/>
-    <w:lvlOverride w:ilvl="5"/>
-    <w:lvlOverride w:ilvl="6"/>
-    <w:lvlOverride w:ilvl="7"/>
-    <w:lvlOverride w:ilvl="8"/>
   </w:num>
 </w:numbering>
 </file>
@@ -986,7 +3625,6 @@
     <w:next w:val="Normal"/>
     <w:link w:val="Heading2Char"/>
     <w:uiPriority w:val="9"/>
-    <w:semiHidden/>
     <w:unhideWhenUsed/>
     <w:qFormat/>
     <w:rsid w:val="00A12D72"/>
@@ -1160,6 +3798,7 @@
   <w:style w:type="character" w:default="1" w:styleId="DefaultParagraphFont">
     <w:name w:val="Default Paragraph Font"/>
     <w:uiPriority w:val="1"/>
+    <w:semiHidden/>
     <w:unhideWhenUsed/>
   </w:style>
   <w:style w:type="table" w:default="1" w:styleId="TableNormal">
@@ -1201,7 +3840,6 @@
     <w:basedOn w:val="DefaultParagraphFont"/>
     <w:link w:val="Heading2"/>
     <w:uiPriority w:val="9"/>
-    <w:semiHidden/>
     <w:rsid w:val="00A12D72"/>
     <w:rPr>
       <w:rFonts w:asciiTheme="majorHAnsi" w:eastAsiaTheme="majorEastAsia" w:hAnsiTheme="majorHAnsi" w:cstheme="majorBidi"/>
